--- a/aia-website/public/cv/Elios_Scoglio_CV_FullStackAI.docx
+++ b/aia-website/public/cv/Elios_Scoglio_CV_FullStackAI.docx
@@ -6,51 +6,97 @@
       <w:tblPr>
         <w:tblW w:w="0" w:type="auto"/>
         <w:tblLook w:val="04A0" w:firstRow="1" w:lastRow="0" w:firstColumn="1" w:lastColumn="0" w:noHBand="0" w:noVBand="1"/>
+        <w:tblBorders>
+          <w:top w:val="none" w:sz="0" w:space="0" w:color="auto"/>
+          <w:left w:val="none" w:sz="0" w:space="0" w:color="auto"/>
+          <w:bottom w:val="none" w:sz="0" w:space="0" w:color="auto"/>
+          <w:right w:val="none" w:sz="0" w:space="0" w:color="auto"/>
+          <w:insideH w:val="none" w:sz="0" w:space="0" w:color="auto"/>
+          <w:insideV w:val="none" w:sz="0" w:space="0" w:color="auto"/>
+        </w:tblBorders>
       </w:tblPr>
       <w:tblGrid>
-        <w:gridCol w:w="1845"/>
-        <w:gridCol w:w="1877"/>
-        <w:gridCol w:w="1848"/>
-        <w:gridCol w:w="1952"/>
-        <w:gridCol w:w="2894"/>
+        <w:gridCol w:w="1872"/>
+        <w:gridCol w:w="1881"/>
+        <w:gridCol w:w="1866"/>
+        <w:gridCol w:w="1896"/>
+        <w:gridCol w:w="2901"/>
       </w:tblGrid>
       <w:tr>
         <w:tc>
           <w:tcPr>
             <w:tcW w:w="6120" w:type="dxa"/>
             <w:gridSpan w:val="3"/>
-            <w:shd w:val="clear" w:color="auto" w:fill="0F172A"/>
+            <w:shd w:fill="0F172A" w:val="clear"/>
           </w:tcPr>
           <w:p>
             <w:pPr>
-              <w:rPr>
-                <w:sz w:val="24"/>
-                <w:szCs w:val="28"/>
-              </w:rPr>
+              <w:spacing w:after="80"/>
+              <w:jc w:val="left"/>
+            </w:pPr>
+            <w:r>
+              <w:drawing>
+                <wp:inline xmlns:a="http://schemas.openxmlformats.org/drawingml/2006/main" xmlns:pic="http://schemas.openxmlformats.org/drawingml/2006/picture">
+                  <wp:extent cx="900000" cy="572727"/>
+                  <wp:docPr id="1" name="Picture 1"/>
+                  <wp:cNvGraphicFramePr>
+                    <a:graphicFrameLocks noChangeAspect="1"/>
+                  </wp:cNvGraphicFramePr>
+                  <a:graphic>
+                    <a:graphicData uri="http://schemas.openxmlformats.org/drawingml/2006/picture">
+                      <pic:pic>
+                        <pic:nvPicPr>
+                          <pic:cNvPr id="0" name="logo-108-mark.png"/>
+                          <pic:cNvPicPr/>
+                        </pic:nvPicPr>
+                        <pic:blipFill>
+                          <a:blip r:embed="rId8"/>
+                          <a:stretch>
+                            <a:fillRect/>
+                          </a:stretch>
+                        </pic:blipFill>
+                        <pic:spPr>
+                          <a:xfrm>
+                            <a:off x="0" y="0"/>
+                            <a:ext cx="900000" cy="572727"/>
+                          </a:xfrm>
+                          <a:prstGeom prst="rect"/>
+                        </pic:spPr>
+                      </pic:pic>
+                    </a:graphicData>
+                  </a:graphic>
+                </wp:inline>
+              </w:drawing>
+            </w:r>
+          </w:p>
+          <w:p>
+            <w:pPr>
+              <w:spacing w:after="100"/>
+            </w:pPr>
+          </w:p>
+          <w:p>
+            <w:pPr>
+              <w:spacing w:before="80" w:after="40"/>
             </w:pPr>
             <w:r>
               <w:rPr>
+                <w:rFonts w:ascii="Segoe UI" w:hAnsi="Segoe UI"/>
                 <w:b/>
                 <w:color w:val="FFFFFF"/>
-                <w:sz w:val="56"/>
-                <w:szCs w:val="28"/>
+                <w:sz w:val="52"/>
               </w:rPr>
               <w:t>ELIOS SCOGLIO</w:t>
             </w:r>
           </w:p>
           <w:p>
             <w:pPr>
-              <w:spacing w:before="40" w:after="80"/>
-              <w:rPr>
-                <w:sz w:val="24"/>
-                <w:szCs w:val="28"/>
-              </w:rPr>
+              <w:spacing w:before="80" w:after="40"/>
             </w:pPr>
             <w:r>
               <w:rPr>
-                <w:color w:val="DDD6FE"/>
-                <w:sz w:val="24"/>
-                <w:szCs w:val="28"/>
+                <w:rFonts w:ascii="Segoe UI" w:hAnsi="Segoe UI"/>
+                <w:color w:val="A78BFA"/>
+                <w:sz w:val="22"/>
               </w:rPr>
               <w:t>Full-Stack Developer  ·  AI / LLM Engineer  ·  Multi-Agent Systems Builder</w:t>
             </w:r>
@@ -60,67 +106,49 @@
           <w:tcPr>
             <w:tcW w:w="5220" w:type="dxa"/>
             <w:gridSpan w:val="2"/>
-            <w:shd w:val="clear" w:color="auto" w:fill="0F172A"/>
+            <w:shd w:fill="0F172A" w:val="clear"/>
           </w:tcPr>
           <w:p>
             <w:pPr>
+              <w:spacing w:before="80" w:after="40"/>
               <w:jc w:val="right"/>
-              <w:rPr>
-                <w:sz w:val="24"/>
-                <w:szCs w:val="28"/>
-              </w:rPr>
             </w:pPr>
             <w:r>
               <w:rPr>
-                <w:color w:val="DDD6FE"/>
+                <w:rFonts w:ascii="Segoe UI" w:hAnsi="Segoe UI"/>
+                <w:color w:val="A78BFA"/>
                 <w:sz w:val="22"/>
-                <w:szCs w:val="28"/>
               </w:rPr>
               <w:t>Settimo Milanese (MI), Italy</w:t>
             </w:r>
             <w:r>
               <w:rPr>
-                <w:color w:val="DDD6FE"/>
+                <w:rFonts w:ascii="Segoe UI" w:hAnsi="Segoe UI"/>
+                <w:color w:val="A78BFA"/>
                 <w:sz w:val="22"/>
-                <w:szCs w:val="28"/>
               </w:rPr>
               <w:br/>
               <w:t>info@108vision.it  ·  +39 347 0684311</w:t>
             </w:r>
             <w:r>
               <w:rPr>
-                <w:color w:val="DDD6FE"/>
+                <w:rFonts w:ascii="Segoe UI" w:hAnsi="Segoe UI"/>
+                <w:color w:val="A78BFA"/>
                 <w:sz w:val="22"/>
-                <w:szCs w:val="28"/>
               </w:rPr>
               <w:br/>
               <w:t>linkedin.com/in/elios-scoglio-44128913/</w:t>
             </w:r>
             <w:r>
               <w:rPr>
-                <w:color w:val="DDD6FE"/>
+                <w:rFonts w:ascii="Segoe UI" w:hAnsi="Segoe UI"/>
+                <w:color w:val="A78BFA"/>
                 <w:sz w:val="22"/>
-                <w:szCs w:val="28"/>
               </w:rPr>
               <w:br/>
               <w:t>github.com/fuzzy77</w:t>
-            </w:r>
-            <w:r>
-              <w:rPr>
-                <w:color w:val="DDD6FE"/>
-                <w:sz w:val="22"/>
-                <w:szCs w:val="28"/>
-              </w:rPr>
               <w:br/>
               <w:t>www.108vision.it/profilo/full-stack-ai</w:t>
-            </w:r>
-            <w:r>
-              <w:rPr>
-                <w:color w:val="DDD6FE"/>
-                <w:sz w:val="22"/>
-                <w:szCs w:val="28"/>
-              </w:rPr>
-              <w:br/>
             </w:r>
           </w:p>
         </w:tc>
@@ -132,39 +160,33 @@
             <w:tcBorders>
               <w:top w:val="single" w:sz="4" w:space="0" w:color="1659C5"/>
             </w:tcBorders>
-            <w:shd w:val="clear" w:color="auto" w:fill="1E293B"/>
+            <w:shd w:fill="1E293B" w:val="clear"/>
           </w:tcPr>
           <w:p>
             <w:pPr>
+              <w:spacing w:before="120" w:after="120"/>
               <w:jc w:val="center"/>
-              <w:rPr>
-                <w:sz w:val="24"/>
-                <w:szCs w:val="28"/>
-              </w:rPr>
             </w:pPr>
             <w:r>
               <w:rPr>
+                <w:rFonts w:ascii="Segoe UI" w:hAnsi="Segoe UI"/>
                 <w:b/>
                 <w:color w:val="A78BFA"/>
-                <w:sz w:val="36"/>
-                <w:szCs w:val="28"/>
+                <w:sz w:val="30"/>
               </w:rPr>
               <w:t>20+</w:t>
             </w:r>
           </w:p>
           <w:p>
             <w:pPr>
-              <w:spacing w:after="60"/>
+              <w:spacing w:after="120" w:before="120"/>
               <w:jc w:val="center"/>
-              <w:rPr>
-                <w:sz w:val="24"/>
-                <w:szCs w:val="28"/>
-              </w:rPr>
             </w:pPr>
             <w:r>
               <w:rPr>
+                <w:rFonts w:ascii="Segoe UI" w:hAnsi="Segoe UI"/>
                 <w:color w:val="DDD6FE"/>
-                <w:szCs w:val="28"/>
+                <w:sz w:val="17"/>
               </w:rPr>
               <w:t>Years Writing Code</w:t>
             </w:r>
@@ -176,39 +198,33 @@
             <w:tcBorders>
               <w:top w:val="single" w:sz="4" w:space="0" w:color="1659C5"/>
             </w:tcBorders>
-            <w:shd w:val="clear" w:color="auto" w:fill="1E293B"/>
+            <w:shd w:fill="1E293B" w:val="clear"/>
           </w:tcPr>
           <w:p>
             <w:pPr>
+              <w:spacing w:before="120" w:after="120"/>
               <w:jc w:val="center"/>
-              <w:rPr>
-                <w:sz w:val="24"/>
-                <w:szCs w:val="28"/>
-              </w:rPr>
             </w:pPr>
             <w:r>
               <w:rPr>
+                <w:rFonts w:ascii="Segoe UI" w:hAnsi="Segoe UI"/>
                 <w:b/>
                 <w:color w:val="A78BFA"/>
-                <w:sz w:val="36"/>
-                <w:szCs w:val="28"/>
+                <w:sz w:val="30"/>
               </w:rPr>
               <w:t>+30%</w:t>
             </w:r>
           </w:p>
           <w:p>
             <w:pPr>
-              <w:spacing w:after="60"/>
+              <w:spacing w:after="120" w:before="120"/>
               <w:jc w:val="center"/>
-              <w:rPr>
-                <w:sz w:val="24"/>
-                <w:szCs w:val="28"/>
-              </w:rPr>
             </w:pPr>
             <w:r>
               <w:rPr>
+                <w:rFonts w:ascii="Segoe UI" w:hAnsi="Segoe UI"/>
                 <w:color w:val="DDD6FE"/>
-                <w:szCs w:val="28"/>
+                <w:sz w:val="17"/>
               </w:rPr>
               <w:t>Dev Velocity (AI)</w:t>
             </w:r>
@@ -220,39 +236,33 @@
             <w:tcBorders>
               <w:top w:val="single" w:sz="4" w:space="0" w:color="1659C5"/>
             </w:tcBorders>
-            <w:shd w:val="clear" w:color="auto" w:fill="1E293B"/>
+            <w:shd w:fill="1E293B" w:val="clear"/>
           </w:tcPr>
           <w:p>
             <w:pPr>
+              <w:spacing w:before="120" w:after="120"/>
               <w:jc w:val="center"/>
-              <w:rPr>
-                <w:sz w:val="24"/>
-                <w:szCs w:val="28"/>
-              </w:rPr>
             </w:pPr>
             <w:r>
               <w:rPr>
+                <w:rFonts w:ascii="Segoe UI" w:hAnsi="Segoe UI"/>
                 <w:b/>
                 <w:color w:val="A78BFA"/>
-                <w:sz w:val="36"/>
-                <w:szCs w:val="28"/>
+                <w:sz w:val="30"/>
               </w:rPr>
               <w:t>98%</w:t>
             </w:r>
           </w:p>
           <w:p>
             <w:pPr>
-              <w:spacing w:after="60"/>
+              <w:spacing w:after="120" w:before="120"/>
               <w:jc w:val="center"/>
-              <w:rPr>
-                <w:sz w:val="24"/>
-                <w:szCs w:val="28"/>
-              </w:rPr>
             </w:pPr>
             <w:r>
               <w:rPr>
+                <w:rFonts w:ascii="Segoe UI" w:hAnsi="Segoe UI"/>
                 <w:color w:val="DDD6FE"/>
-                <w:szCs w:val="28"/>
+                <w:sz w:val="17"/>
               </w:rPr>
               <w:t>Bug Rate Drop</w:t>
             </w:r>
@@ -264,39 +274,33 @@
             <w:tcBorders>
               <w:top w:val="single" w:sz="4" w:space="0" w:color="1659C5"/>
             </w:tcBorders>
-            <w:shd w:val="clear" w:color="auto" w:fill="1E293B"/>
+            <w:shd w:fill="1E293B" w:val="clear"/>
           </w:tcPr>
           <w:p>
             <w:pPr>
+              <w:spacing w:before="120" w:after="120"/>
               <w:jc w:val="center"/>
-              <w:rPr>
-                <w:sz w:val="24"/>
-                <w:szCs w:val="28"/>
-              </w:rPr>
             </w:pPr>
             <w:r>
               <w:rPr>
+                <w:rFonts w:ascii="Segoe UI" w:hAnsi="Segoe UI"/>
                 <w:b/>
                 <w:color w:val="A78BFA"/>
-                <w:sz w:val="36"/>
-                <w:szCs w:val="28"/>
+                <w:sz w:val="30"/>
               </w:rPr>
               <w:t>+400%</w:t>
             </w:r>
           </w:p>
           <w:p>
             <w:pPr>
-              <w:spacing w:after="60"/>
+              <w:spacing w:after="120" w:before="120"/>
               <w:jc w:val="center"/>
-              <w:rPr>
-                <w:sz w:val="24"/>
-                <w:szCs w:val="28"/>
-              </w:rPr>
             </w:pPr>
             <w:r>
               <w:rPr>
+                <w:rFonts w:ascii="Segoe UI" w:hAnsi="Segoe UI"/>
                 <w:color w:val="DDD6FE"/>
-                <w:szCs w:val="28"/>
+                <w:sz w:val="17"/>
               </w:rPr>
               <w:t>Deploy Frequency</w:t>
             </w:r>
@@ -308,39 +312,33 @@
             <w:tcBorders>
               <w:top w:val="single" w:sz="4" w:space="0" w:color="1659C5"/>
             </w:tcBorders>
-            <w:shd w:val="clear" w:color="auto" w:fill="1E293B"/>
+            <w:shd w:fill="1E293B" w:val="clear"/>
           </w:tcPr>
           <w:p>
             <w:pPr>
+              <w:spacing w:before="120" w:after="120"/>
               <w:jc w:val="center"/>
-              <w:rPr>
-                <w:sz w:val="24"/>
-                <w:szCs w:val="28"/>
-              </w:rPr>
             </w:pPr>
             <w:r>
               <w:rPr>
+                <w:rFonts w:ascii="Segoe UI" w:hAnsi="Segoe UI"/>
                 <w:b/>
                 <w:color w:val="A78BFA"/>
-                <w:sz w:val="36"/>
-                <w:szCs w:val="28"/>
+                <w:sz w:val="30"/>
               </w:rPr>
               <w:t>+50%</w:t>
             </w:r>
           </w:p>
           <w:p>
             <w:pPr>
-              <w:spacing w:after="60"/>
+              <w:spacing w:after="120" w:before="120"/>
               <w:jc w:val="center"/>
-              <w:rPr>
-                <w:sz w:val="24"/>
-                <w:szCs w:val="28"/>
-              </w:rPr>
             </w:pPr>
             <w:r>
               <w:rPr>
+                <w:rFonts w:ascii="Segoe UI" w:hAnsi="Segoe UI"/>
                 <w:color w:val="DDD6FE"/>
-                <w:szCs w:val="28"/>
+                <w:sz w:val="17"/>
               </w:rPr>
               <w:t>Team Satisfaction</w:t>
             </w:r>
@@ -350,11 +348,7 @@
     </w:tbl>
     <w:p>
       <w:pPr>
-        <w:spacing w:before="80" w:after="0"/>
-        <w:rPr>
-          <w:sz w:val="24"/>
-          <w:szCs w:val="28"/>
-        </w:rPr>
+        <w:spacing w:before="80" w:after="80"/>
       </w:pPr>
     </w:p>
     <w:p>
@@ -362,18 +356,13 @@
         <w:pBdr>
           <w:bottom w:val="single" w:sz="8" w:space="2" w:color="1659C5"/>
         </w:pBdr>
-        <w:spacing w:before="200" w:after="40"/>
-        <w:rPr>
-          <w:sz w:val="24"/>
-          <w:szCs w:val="28"/>
-        </w:rPr>
+        <w:spacing w:before="200" w:after="80"/>
       </w:pPr>
       <w:r>
         <w:rPr>
+          <w:rFonts w:ascii="Segoe UI" w:hAnsi="Segoe UI"/>
           <w:b/>
-          <w:color w:val="1659C5"/>
-          <w:sz w:val="24"/>
-          <w:szCs w:val="28"/>
+          <w:color w:val="0F172A"/>
         </w:rPr>
         <w:t>PROFESSIONAL SUMMARY</w:t>
       </w:r>
@@ -381,88 +370,56 @@
     <w:p>
       <w:pPr>
         <w:spacing w:before="40" w:after="80"/>
-        <w:rPr>
-          <w:sz w:val="24"/>
-          <w:szCs w:val="28"/>
-        </w:rPr>
       </w:pPr>
       <w:r>
         <w:rPr>
+          <w:rFonts w:ascii="Segoe UI" w:hAnsi="Segoe UI"/>
           <w:color w:val="1E2A40"/>
-          <w:sz w:val="24"/>
-          <w:szCs w:val="28"/>
+          <w:sz w:val="21"/>
         </w:rPr>
-        <w:t>Full-Stack Developer and AI / LLM Engineer with 20+ years of continuous hands-on coding across C# / .NET, Python, Java, Angular, TypeScript and mobile stacks — from startup to Italy's #1 ticketing platform (</w:t>
-      </w:r>
-      <w:proofErr w:type="spellStart"/>
-      <w:r>
-        <w:rPr>
-          <w:color w:val="1E2A40"/>
-          <w:sz w:val="24"/>
-          <w:szCs w:val="28"/>
-        </w:rPr>
-        <w:t>TicketOne</w:t>
-      </w:r>
-      <w:proofErr w:type="spellEnd"/>
-      <w:r>
-        <w:rPr>
-          <w:color w:val="1E2A40"/>
-          <w:sz w:val="24"/>
-          <w:szCs w:val="28"/>
-        </w:rPr>
-        <w:t xml:space="preserve"> / CTS Eventim Group, 10k–50k transactions/hour at on-sale peaks).</w:t>
+        <w:t>Full-Stack Developer and AI / LLM Engineer with 20+ years of continuous hands-on coding across C# / .NET, Python, Java, Angular, TypeScript and mobile stacks — from startup to Italy's #1 ticketing platform (TicketOne / CTS Eventim Group, 10k–50k transactions/hour at on-sale peaks).</w:t>
       </w:r>
       <w:r>
         <w:rPr>
+          <w:rFonts w:ascii="Segoe UI" w:hAnsi="Segoe UI"/>
           <w:color w:val="1E2A40"/>
-          <w:sz w:val="24"/>
-          <w:szCs w:val="28"/>
+          <w:sz w:val="21"/>
         </w:rPr>
         <w:br/>
       </w:r>
       <w:r>
         <w:rPr>
+          <w:rFonts w:ascii="Segoe UI" w:hAnsi="Segoe UI"/>
           <w:color w:val="1E2A40"/>
-          <w:sz w:val="24"/>
-          <w:szCs w:val="28"/>
+          <w:sz w:val="21"/>
         </w:rPr>
         <w:br/>
-        <w:t xml:space="preserve">AI native who builds, not just prompts: personally designed and coded a production multi-agent LLM platform (Python + Anthropic SDK + AWS Bedrock) with Analyst, Architect, Developer and QA agents cost-routed by task complexity — live in a Fortune-scale SDLC. Also shipped: an LLM-powered CI/CD quality gate, an AI-driven incident RCA agent, automated test generation (≥80% coverage), and semantic search / ML pipelines at Toscano </w:t>
-      </w:r>
-      <w:proofErr w:type="spellStart"/>
-      <w:r>
-        <w:rPr>
-          <w:color w:val="1E2A40"/>
-          <w:sz w:val="24"/>
-          <w:szCs w:val="28"/>
-        </w:rPr>
-        <w:t>Immobiliare</w:t>
-      </w:r>
-      <w:proofErr w:type="spellEnd"/>
-      <w:r>
-        <w:rPr>
-          <w:color w:val="1E2A40"/>
-          <w:sz w:val="24"/>
-          <w:szCs w:val="28"/>
-        </w:rPr>
-        <w:t xml:space="preserve"> since 2019.</w:t>
+        <w:t>AI native who builds, not just prompts: personally designed and coded a production multi-agent LLM platform (Python + Anthropic SDK + AWS Bedrock) with Analyst, Architect, Developer and QA agents cost-routed by task complexity — live in a Fortune-scale SDLC. Also shipped: an LLM-powered CI/CD quality gate, an AI-driven incident RCA agent, automated test generation (≥80% coverage), and semantic search / ML pipelines at Toscano Immobiliare since 2019.</w:t>
       </w:r>
       <w:r>
         <w:rPr>
+          <w:rFonts w:ascii="Segoe UI" w:hAnsi="Segoe UI"/>
           <w:color w:val="1E2A40"/>
-          <w:sz w:val="24"/>
-          <w:szCs w:val="28"/>
+          <w:sz w:val="21"/>
         </w:rPr>
         <w:br/>
       </w:r>
       <w:r>
         <w:rPr>
+          <w:rFonts w:ascii="Segoe UI" w:hAnsi="Segoe UI"/>
           <w:color w:val="1E2A40"/>
-          <w:sz w:val="24"/>
-          <w:szCs w:val="28"/>
+          <w:sz w:val="21"/>
         </w:rPr>
         <w:br/>
-        <w:t>Rare profile: the depth of a specialist (20 yrs .NET, 8 yrs Angular, 7 yrs Python, 4 yrs Java) combined with the breadth to own an entire product — from React/Ionic frontend to Kafka event-driven backend to Kubernetes infra to LLM-powered toolchain. Founded a SaaS startup (10,000+ users), led cloud-native migrations, and never stopped writing production code throughout.</w:t>
+        <w:t>Rare profile: the depth of a specialist (20 yrs .NET, 8</w:t>
+      </w:r>
+      <w:r>
+        <w:rPr>
+          <w:rFonts w:ascii="Segoe UI" w:hAnsi="Segoe UI"/>
+          <w:color w:val="1E2A40"/>
+          <w:sz w:val="21"/>
+        </w:rPr>
+        <w:t xml:space="preserve"> yrs Angular, 7 yrs Python, 4 yrs Java) combined with the breadth to own an entire product — from React/Ionic frontend to Kafka event-driven backend to Kubernetes infra to LLM-powered toolchain. Founded a SaaS startup (10,000+ users), led cloud-native migrations, and never stopped writing production code throughout.</w:t>
       </w:r>
     </w:p>
     <w:p>
@@ -470,18 +427,13 @@
         <w:pBdr>
           <w:bottom w:val="single" w:sz="8" w:space="2" w:color="1659C5"/>
         </w:pBdr>
-        <w:spacing w:before="200" w:after="40"/>
-        <w:rPr>
-          <w:sz w:val="24"/>
-          <w:szCs w:val="28"/>
-        </w:rPr>
+        <w:spacing w:before="200" w:after="80"/>
       </w:pPr>
       <w:r>
         <w:rPr>
+          <w:rFonts w:ascii="Segoe UI" w:hAnsi="Segoe UI"/>
           <w:b/>
-          <w:color w:val="1659C5"/>
-          <w:sz w:val="24"/>
-          <w:szCs w:val="28"/>
+          <w:color w:val="0F172A"/>
         </w:rPr>
         <w:t>AI &amp; LLM ENGINEERING JOURNEY — FROM FIRST EXPERIMENTS TO PRODUCTION</w:t>
       </w:r>
@@ -490,6 +442,14 @@
       <w:tblPr>
         <w:tblW w:w="0" w:type="auto"/>
         <w:tblLook w:val="04A0" w:firstRow="1" w:lastRow="0" w:firstColumn="1" w:lastColumn="0" w:noHBand="0" w:noVBand="1"/>
+        <w:tblBorders>
+          <w:top w:val="none" w:sz="0" w:space="0" w:color="auto"/>
+          <w:left w:val="none" w:sz="0" w:space="0" w:color="auto"/>
+          <w:bottom w:val="none" w:sz="0" w:space="0" w:color="auto"/>
+          <w:right w:val="none" w:sz="0" w:space="0" w:color="auto"/>
+          <w:insideH w:val="none" w:sz="0" w:space="0" w:color="auto"/>
+          <w:insideV w:val="none" w:sz="0" w:space="0" w:color="auto"/>
+        </w:tblBorders>
       </w:tblPr>
       <w:tblGrid>
         <w:gridCol w:w="3400"/>
@@ -503,68 +463,46 @@
             <w:tcBorders>
               <w:top w:val="single" w:sz="4" w:space="0" w:color="1659C5"/>
             </w:tcBorders>
-            <w:shd w:val="clear" w:color="auto" w:fill="EBF2FF"/>
+            <w:shd w:fill="F5F3FF" w:val="clear"/>
           </w:tcPr>
           <w:p>
             <w:pPr>
-              <w:rPr>
-                <w:sz w:val="24"/>
-                <w:szCs w:val="28"/>
-              </w:rPr>
+              <w:spacing w:before="80" w:after="80"/>
             </w:pPr>
             <w:r>
               <w:rPr>
+                <w:rFonts w:ascii="Segoe UI" w:hAnsi="Segoe UI"/>
                 <w:b/>
-                <w:color w:val="1E2A40"/>
-                <w:sz w:val="22"/>
-                <w:szCs w:val="28"/>
+                <w:color w:val="0F172A"/>
+                <w:sz w:val="17"/>
               </w:rPr>
-              <w:t xml:space="preserve">2019–2024 · Toscano </w:t>
+              <w:t>2019–2024 · Toscano Immobiliare</w:t>
             </w:r>
-            <w:proofErr w:type="spellStart"/>
-            <w:r>
-              <w:rPr>
-                <w:b/>
-                <w:color w:val="1E2A40"/>
-                <w:sz w:val="22"/>
-                <w:szCs w:val="28"/>
-              </w:rPr>
-              <w:t>Immobiliare</w:t>
-            </w:r>
-            <w:proofErr w:type="spellEnd"/>
           </w:p>
           <w:p>
             <w:pPr>
-              <w:spacing w:before="20" w:after="40"/>
-              <w:rPr>
-                <w:sz w:val="24"/>
-                <w:szCs w:val="28"/>
-              </w:rPr>
+              <w:spacing w:before="80" w:after="80"/>
             </w:pPr>
             <w:r>
               <w:rPr>
+                <w:rFonts w:ascii="Segoe UI" w:hAnsi="Segoe UI"/>
                 <w:b/>
                 <w:i/>
-                <w:color w:val="1659C5"/>
-                <w:sz w:val="22"/>
-                <w:szCs w:val="28"/>
+                <w:color w:val="0F172A"/>
+                <w:sz w:val="18"/>
               </w:rPr>
               <w:t>Early AI &amp; ML</w:t>
             </w:r>
           </w:p>
           <w:p>
             <w:pPr>
-              <w:spacing w:after="80"/>
-              <w:rPr>
-                <w:sz w:val="24"/>
-                <w:szCs w:val="28"/>
-              </w:rPr>
+              <w:spacing w:after="80" w:before="80"/>
             </w:pPr>
             <w:r>
               <w:rPr>
-                <w:color w:val="1E2A40"/>
-                <w:sz w:val="22"/>
-                <w:szCs w:val="28"/>
+                <w:rFonts w:ascii="Segoe UI" w:hAnsi="Segoe UI"/>
+                <w:color w:val="334155"/>
+                <w:sz w:val="17"/>
               </w:rPr>
               <w:t>Azure Cognitive Services: OCR on property contracts, image tagging &amp; multilingual search. scikit-learn valuation models trained on transaction data. Azure OpenAI GPT-3 experiments for automated listing descriptions. Embedding-based semantic property search.</w:t>
             </w:r>
@@ -576,57 +514,46 @@
             <w:tcBorders>
               <w:top w:val="single" w:sz="4" w:space="0" w:color="1659C5"/>
             </w:tcBorders>
-            <w:shd w:val="clear" w:color="auto" w:fill="E8F5E9"/>
+            <w:shd w:fill="F5F3FF" w:val="clear"/>
           </w:tcPr>
           <w:p>
             <w:pPr>
-              <w:rPr>
-                <w:sz w:val="24"/>
-                <w:szCs w:val="28"/>
-              </w:rPr>
+              <w:spacing w:before="80" w:after="80"/>
             </w:pPr>
             <w:r>
               <w:rPr>
+                <w:rFonts w:ascii="Segoe UI" w:hAnsi="Segoe UI"/>
                 <w:b/>
-                <w:color w:val="1E2A40"/>
-                <w:sz w:val="22"/>
-                <w:szCs w:val="28"/>
+                <w:color w:val="0F172A"/>
+                <w:sz w:val="17"/>
               </w:rPr>
               <w:t>2024–2025 · Aruba S.p.A.</w:t>
             </w:r>
           </w:p>
           <w:p>
             <w:pPr>
-              <w:spacing w:before="20" w:after="40"/>
-              <w:rPr>
-                <w:sz w:val="24"/>
-                <w:szCs w:val="28"/>
-              </w:rPr>
+              <w:spacing w:before="80" w:after="80"/>
             </w:pPr>
             <w:r>
               <w:rPr>
+                <w:rFonts w:ascii="Segoe UI" w:hAnsi="Segoe UI"/>
                 <w:b/>
                 <w:i/>
-                <w:color w:val="1659C5"/>
-                <w:sz w:val="22"/>
-                <w:szCs w:val="28"/>
+                <w:color w:val="0F172A"/>
+                <w:sz w:val="18"/>
               </w:rPr>
               <w:t>AI-Augmented DevOps</w:t>
             </w:r>
           </w:p>
           <w:p>
             <w:pPr>
-              <w:spacing w:after="80"/>
-              <w:rPr>
-                <w:sz w:val="24"/>
-                <w:szCs w:val="28"/>
-              </w:rPr>
+              <w:spacing w:after="80" w:before="80"/>
             </w:pPr>
             <w:r>
               <w:rPr>
-                <w:color w:val="1E2A40"/>
-                <w:sz w:val="22"/>
-                <w:szCs w:val="28"/>
+                <w:rFonts w:ascii="Segoe UI" w:hAnsi="Segoe UI"/>
+                <w:color w:val="334155"/>
+                <w:sz w:val="17"/>
               </w:rPr>
               <w:t>LLM-powered CI/CD pipeline intelligence (Python + GitHub Actions). Automated code quality checks via LLM diff analysis. LLM-assisted data migration tooling and operational scripts.</w:t>
             </w:r>
@@ -638,88 +565,48 @@
             <w:tcBorders>
               <w:top w:val="single" w:sz="4" w:space="0" w:color="1659C5"/>
             </w:tcBorders>
-            <w:shd w:val="clear" w:color="auto" w:fill="FFF8E1"/>
+            <w:shd w:fill="F5F3FF" w:val="clear"/>
           </w:tcPr>
           <w:p>
             <w:pPr>
-              <w:rPr>
-                <w:sz w:val="24"/>
-                <w:szCs w:val="28"/>
-              </w:rPr>
+              <w:spacing w:before="80" w:after="80"/>
             </w:pPr>
             <w:r>
               <w:rPr>
+                <w:rFonts w:ascii="Segoe UI" w:hAnsi="Segoe UI"/>
                 <w:b/>
-                <w:color w:val="1E2A40"/>
-                <w:sz w:val="22"/>
-                <w:szCs w:val="28"/>
+                <w:color w:val="0F172A"/>
+                <w:sz w:val="17"/>
               </w:rPr>
-              <w:t xml:space="preserve">2025–Present · </w:t>
+              <w:t>2025–Present · TicketOne</w:t>
             </w:r>
-            <w:proofErr w:type="spellStart"/>
-            <w:r>
-              <w:rPr>
-                <w:b/>
-                <w:color w:val="1E2A40"/>
-                <w:sz w:val="22"/>
-                <w:szCs w:val="28"/>
-              </w:rPr>
-              <w:t>TicketOne</w:t>
-            </w:r>
-            <w:proofErr w:type="spellEnd"/>
           </w:p>
           <w:p>
             <w:pPr>
-              <w:spacing w:before="20" w:after="40"/>
-              <w:rPr>
-                <w:sz w:val="24"/>
-                <w:szCs w:val="28"/>
-              </w:rPr>
+              <w:spacing w:before="80" w:after="80"/>
             </w:pPr>
             <w:r>
               <w:rPr>
+                <w:rFonts w:ascii="Segoe UI" w:hAnsi="Segoe UI"/>
                 <w:b/>
                 <w:i/>
-                <w:color w:val="1659C5"/>
-                <w:sz w:val="22"/>
-                <w:szCs w:val="28"/>
+                <w:color w:val="0F172A"/>
+                <w:sz w:val="18"/>
               </w:rPr>
               <w:t>Production Multi-Agent LLM</w:t>
             </w:r>
           </w:p>
           <w:p>
             <w:pPr>
-              <w:spacing w:after="80"/>
-              <w:rPr>
-                <w:sz w:val="24"/>
-                <w:szCs w:val="28"/>
-              </w:rPr>
+              <w:spacing w:after="80" w:before="80"/>
             </w:pPr>
             <w:r>
               <w:rPr>
-                <w:color w:val="1E2A40"/>
-                <w:sz w:val="22"/>
-                <w:szCs w:val="28"/>
+                <w:rFonts w:ascii="Segoe UI" w:hAnsi="Segoe UI"/>
+                <w:color w:val="334155"/>
+                <w:sz w:val="17"/>
               </w:rPr>
-              <w:t>Multi-agent pipeline (</w:t>
-            </w:r>
-            <w:proofErr w:type="spellStart"/>
-            <w:r>
-              <w:rPr>
-                <w:color w:val="1E2A40"/>
-                <w:sz w:val="22"/>
-                <w:szCs w:val="28"/>
-              </w:rPr>
-              <w:t>Analyst→Architect→Dev→QA</w:t>
-            </w:r>
-            <w:proofErr w:type="spellEnd"/>
-            <w:r>
-              <w:rPr>
-                <w:color w:val="1E2A40"/>
-                <w:sz w:val="22"/>
-                <w:szCs w:val="28"/>
-              </w:rPr>
-              <w:t>) on AWS Bedrock + Anthropic SDK — cost-routed by task complexity. AI CI/CD quality gate: PII / anti-pattern / resilience detection on every MR. RCA agent correlating distributed log streams. Automated test generation ≥80% coverage.</w:t>
+              <w:t>Multi-agent pipeline (Analyst→Architect→Dev→QA) on AWS Bedrock + Anthropic SDK — cost-routed by task complexity. AI CI/CD quality gate: PII / anti-pattern / resilience detection on every MR. RCA agent correlating distributed log streams. Automated test generation ≥80% coverage.</w:t>
             </w:r>
           </w:p>
         </w:tc>
@@ -727,11 +614,7 @@
     </w:tbl>
     <w:p>
       <w:pPr>
-        <w:spacing w:before="40" w:after="0"/>
-        <w:rPr>
-          <w:sz w:val="24"/>
-          <w:szCs w:val="28"/>
-        </w:rPr>
+        <w:spacing w:before="40" w:after="80"/>
       </w:pPr>
     </w:p>
     <w:p>
@@ -739,177 +622,100 @@
         <w:pBdr>
           <w:bottom w:val="single" w:sz="8" w:space="2" w:color="1659C5"/>
         </w:pBdr>
-        <w:spacing w:before="200" w:after="40"/>
-        <w:rPr>
-          <w:sz w:val="24"/>
-          <w:szCs w:val="28"/>
-        </w:rPr>
+        <w:spacing w:before="200" w:after="80"/>
       </w:pPr>
       <w:r>
         <w:rPr>
+          <w:rFonts w:ascii="Segoe UI" w:hAnsi="Segoe UI"/>
           <w:b/>
-          <w:color w:val="1659C5"/>
-          <w:sz w:val="24"/>
-          <w:szCs w:val="28"/>
+          <w:color w:val="0F172A"/>
         </w:rPr>
         <w:t>WORK EXPERIENCE</w:t>
       </w:r>
     </w:p>
     <w:p>
       <w:pPr>
-        <w:spacing w:before="120" w:after="0"/>
-        <w:rPr>
-          <w:sz w:val="24"/>
-          <w:szCs w:val="28"/>
-        </w:rPr>
-      </w:pPr>
-      <w:proofErr w:type="spellStart"/>
+        <w:spacing w:before="120" w:after="80"/>
+      </w:pPr>
       <w:r>
         <w:rPr>
+          <w:rFonts w:ascii="Segoe UI" w:hAnsi="Segoe UI"/>
           <w:b/>
-          <w:color w:val="1E2A40"/>
-          <w:sz w:val="24"/>
-          <w:szCs w:val="28"/>
+          <w:color w:val="0F172A"/>
         </w:rPr>
-        <w:t>TicketOne</w:t>
-      </w:r>
-      <w:proofErr w:type="spellEnd"/>
-      <w:r>
-        <w:rPr>
-          <w:b/>
-          <w:color w:val="1E2A40"/>
-          <w:sz w:val="24"/>
-          <w:szCs w:val="28"/>
-        </w:rPr>
-        <w:t xml:space="preserve"> (CTS Eventim Group)</w:t>
+        <w:t>TicketOne (CTS Eventim Group)</w:t>
       </w:r>
       <w:r>
         <w:rPr>
+          <w:rFonts w:ascii="Segoe UI" w:hAnsi="Segoe UI"/>
           <w:i/>
           <w:color w:val="555555"/>
-          <w:sz w:val="24"/>
-          <w:szCs w:val="28"/>
+          <w:sz w:val="20"/>
         </w:rPr>
         <w:t xml:space="preserve">  |  ago 2025 – Present</w:t>
       </w:r>
     </w:p>
     <w:p>
       <w:pPr>
-        <w:spacing w:after="0"/>
-        <w:rPr>
-          <w:sz w:val="24"/>
-          <w:szCs w:val="28"/>
-        </w:rPr>
+        <w:spacing w:after="80"/>
       </w:pPr>
       <w:r>
         <w:rPr>
+          <w:rFonts w:ascii="Segoe UI" w:hAnsi="Segoe UI"/>
           <w:b/>
-          <w:color w:val="2E4060"/>
-          <w:sz w:val="24"/>
-          <w:szCs w:val="28"/>
+          <w:color w:val="0F172A"/>
+          <w:sz w:val="21"/>
         </w:rPr>
         <w:t xml:space="preserve">Head of Software Architecture &amp; Development  </w:t>
       </w:r>
       <w:r>
         <w:rPr>
+          <w:rFonts w:ascii="Segoe UI" w:hAnsi="Segoe UI"/>
           <w:b/>
-          <w:color w:val="2E4060"/>
-          <w:sz w:val="24"/>
-          <w:szCs w:val="28"/>
+          <w:color w:val="0F172A"/>
+          <w:sz w:val="21"/>
         </w:rPr>
         <w:t>|  AI / LLM Engineer  |  Multi-Agent Systems</w:t>
       </w:r>
     </w:p>
     <w:p>
       <w:pPr>
-        <w:spacing w:after="0"/>
-        <w:rPr>
-          <w:sz w:val="24"/>
-          <w:szCs w:val="28"/>
-        </w:rPr>
+        <w:spacing w:after="80"/>
       </w:pPr>
       <w:r>
         <w:rPr>
+          <w:rFonts w:ascii="Segoe UI" w:hAnsi="Segoe UI"/>
           <w:i/>
           <w:color w:val="666666"/>
-          <w:sz w:val="24"/>
-          <w:szCs w:val="28"/>
+          <w:sz w:val="20"/>
         </w:rPr>
         <w:t>Italy's #1 ticketing e-commerce platform — sports, concerts, theater. 10k–50k transactions/hour at on-sale peaks.</w:t>
       </w:r>
     </w:p>
     <w:p>
       <w:pPr>
-        <w:spacing w:before="20" w:after="40"/>
-        <w:rPr>
-          <w:sz w:val="24"/>
-          <w:szCs w:val="28"/>
-        </w:rPr>
+        <w:spacing w:before="20" w:after="80"/>
       </w:pPr>
       <w:r>
         <w:rPr>
+          <w:rFonts w:ascii="Segoe UI" w:hAnsi="Segoe UI"/>
           <w:i/>
           <w:color w:val="555555"/>
-          <w:sz w:val="22"/>
-          <w:szCs w:val="28"/>
+          <w:sz w:val="20"/>
         </w:rPr>
-        <w:t xml:space="preserve">C# .NET 8  ·  Java 21 Spring Boot  ·  Angular 17+  ·  Python  ·  TypeScript  ·  Claude/AWS Bedrock  ·  Multi-Agent LLM  ·  Kafka  ·  Kubernetes  ·  </w:t>
-      </w:r>
-      <w:proofErr w:type="spellStart"/>
-      <w:r>
-        <w:rPr>
-          <w:i/>
-          <w:color w:val="555555"/>
-          <w:sz w:val="22"/>
-          <w:szCs w:val="28"/>
-        </w:rPr>
-        <w:t>gRPC</w:t>
-      </w:r>
-      <w:proofErr w:type="spellEnd"/>
-      <w:r>
-        <w:rPr>
-          <w:i/>
-          <w:color w:val="555555"/>
-          <w:sz w:val="22"/>
-          <w:szCs w:val="28"/>
-        </w:rPr>
-        <w:t xml:space="preserve">  ·  </w:t>
-      </w:r>
-      <w:proofErr w:type="spellStart"/>
-      <w:r>
-        <w:rPr>
-          <w:i/>
-          <w:color w:val="555555"/>
-          <w:sz w:val="22"/>
-          <w:szCs w:val="28"/>
-        </w:rPr>
-        <w:t>OpenTelemetry</w:t>
-      </w:r>
-      <w:proofErr w:type="spellEnd"/>
-      <w:r>
-        <w:rPr>
-          <w:i/>
-          <w:color w:val="555555"/>
-          <w:sz w:val="22"/>
-          <w:szCs w:val="28"/>
-        </w:rPr>
-        <w:t xml:space="preserve">  ·  Docker  ·  GitLab CI</w:t>
+        <w:t>C# .NET 8  ·  Java 21 Spring Boot  ·  Angular 17+  ·  Python  ·  TypeScript  ·  Claude/AWS Bedrock  ·  Multi-Agent LLM  ·  Kafka  ·  Kubernetes  ·  gRPC  ·  OpenTelemetry  ·  Docker  ·  GitLab CI</w:t>
       </w:r>
     </w:p>
     <w:p>
       <w:pPr>
-        <w:spacing w:before="80" w:after="20"/>
-        <w:rPr>
-          <w:sz w:val="24"/>
-          <w:szCs w:val="28"/>
-        </w:rPr>
+        <w:spacing w:before="80" w:after="80"/>
       </w:pPr>
       <w:r>
         <w:rPr>
+          <w:rFonts w:ascii="Segoe UI" w:hAnsi="Segoe UI"/>
           <w:b/>
-          <w:color w:val="2E4060"/>
-          <w:sz w:val="24"/>
-          <w:szCs w:val="28"/>
+          <w:color w:val="0F172A"/>
+          <w:sz w:val="21"/>
         </w:rPr>
         <w:t>AI / LLM Engineering — Production Systems</w:t>
       </w:r>
@@ -917,84 +723,44 @@
     <w:p>
       <w:pPr>
         <w:pStyle w:val="Puntoelenco"/>
-        <w:spacing w:after="20"/>
+        <w:spacing w:after="80"/>
         <w:ind w:left="283" w:hanging="227"/>
-        <w:rPr>
-          <w:sz w:val="24"/>
-          <w:szCs w:val="28"/>
-        </w:rPr>
       </w:pPr>
       <w:r>
         <w:rPr>
+          <w:rFonts w:ascii="Segoe UI" w:hAnsi="Segoe UI"/>
           <w:color w:val="1E2A40"/>
-          <w:sz w:val="24"/>
-          <w:szCs w:val="28"/>
+          <w:sz w:val="20"/>
         </w:rPr>
-        <w:t xml:space="preserve">Designed and coded from scratch a production multi-agent LLM platform (Python + Anthropic SDK + AWS Bedrock): four </w:t>
-      </w:r>
-      <w:proofErr w:type="spellStart"/>
-      <w:r>
-        <w:rPr>
-          <w:color w:val="1E2A40"/>
-          <w:sz w:val="24"/>
-          <w:szCs w:val="28"/>
-        </w:rPr>
-        <w:t>specialised</w:t>
-      </w:r>
-      <w:proofErr w:type="spellEnd"/>
-      <w:r>
-        <w:rPr>
-          <w:color w:val="1E2A40"/>
-          <w:sz w:val="24"/>
-          <w:szCs w:val="28"/>
-        </w:rPr>
-        <w:t xml:space="preserve"> agents (Analyst, Architect, Developer, QA) orchestrated with tool-use, context routing and cost-tiered model selection (Opus / Sonnet / Haiku).</w:t>
+        <w:t>Designed and coded from scratch a production multi-agent LLM platform (Python + Anthropic SDK + AWS Bedrock): four specialised agents (Analyst, Architect, Developer, QA) orchestrated with tool-use, context routing and cost-tiered model selection (Opus / Sonnet / Haiku).</w:t>
       </w:r>
     </w:p>
     <w:p>
       <w:pPr>
         <w:pStyle w:val="Puntoelenco"/>
-        <w:spacing w:after="20"/>
+        <w:spacing w:after="80"/>
         <w:ind w:left="283" w:hanging="227"/>
-        <w:rPr>
-          <w:sz w:val="24"/>
-          <w:szCs w:val="28"/>
-        </w:rPr>
       </w:pPr>
       <w:r>
         <w:rPr>
+          <w:rFonts w:ascii="Segoe UI" w:hAnsi="Segoe UI"/>
           <w:color w:val="1E2A40"/>
-          <w:sz w:val="24"/>
-          <w:szCs w:val="28"/>
+          <w:sz w:val="20"/>
         </w:rPr>
-        <w:t xml:space="preserve">Built the LLM-powered CI/CD quality gate: Python service hooked into GitLab CI/CD that parses MR diffs, runs structured prompt chains to detect PII leaks, missing resilience patterns and anti-patterns — emits BLOCKER / WARNING / INFO reports directly on </w:t>
+        <w:t>Built the LLM-powered CI/CD quality gate: Python service hooked into GitLab CI/CD that parses MR diffs, runs structured prompt chains to detect PII leaks, missing resilience patterns and anti-patterns — emits BLOCKER / WARNING / INFO reports directly on MRs.</w:t>
       </w:r>
-      <w:proofErr w:type="spellStart"/>
+    </w:p>
+    <w:p>
+      <w:pPr>
+        <w:pStyle w:val="Puntoelenco"/>
+        <w:spacing w:after="80"/>
+        <w:ind w:left="283" w:hanging="227"/>
+      </w:pPr>
       <w:r>
         <w:rPr>
+          <w:rFonts w:ascii="Segoe UI" w:hAnsi="Segoe UI"/>
           <w:color w:val="1E2A40"/>
-          <w:sz w:val="24"/>
-          <w:szCs w:val="28"/>
-        </w:rPr>
-        <w:t>MRs.</w:t>
-      </w:r>
-      <w:proofErr w:type="spellEnd"/>
-    </w:p>
-    <w:p>
-      <w:pPr>
-        <w:pStyle w:val="Puntoelenco"/>
-        <w:spacing w:after="20"/>
-        <w:ind w:left="283" w:hanging="227"/>
-        <w:rPr>
-          <w:sz w:val="24"/>
-          <w:szCs w:val="28"/>
-        </w:rPr>
-      </w:pPr>
-      <w:r>
-        <w:rPr>
-          <w:color w:val="1E2A40"/>
-          <w:sz w:val="24"/>
-          <w:szCs w:val="28"/>
+          <w:sz w:val="20"/>
         </w:rPr>
         <w:t>Engineered an AI-driven RCA agent: ingests structured JSON logs from distributed services via streaming, uses LLM reasoning to correlate anomalies, generates root-cause hypotheses and ranked fix suggestions.</w:t>
       </w:r>
@@ -1002,18 +768,14 @@
     <w:p>
       <w:pPr>
         <w:pStyle w:val="Puntoelenco"/>
-        <w:spacing w:after="20"/>
+        <w:spacing w:after="80"/>
         <w:ind w:left="283" w:hanging="227"/>
-        <w:rPr>
-          <w:sz w:val="24"/>
-          <w:szCs w:val="28"/>
-        </w:rPr>
       </w:pPr>
       <w:r>
         <w:rPr>
+          <w:rFonts w:ascii="Segoe UI" w:hAnsi="Segoe UI"/>
           <w:color w:val="1E2A40"/>
-          <w:sz w:val="24"/>
-          <w:szCs w:val="28"/>
+          <w:sz w:val="20"/>
         </w:rPr>
         <w:t>Developed an automated test generation pipeline: static analysis of source AST + LLM code synthesis → unit + integration test suites; achieved ≥80% coverage target, cutting developer boilerplate ~60%.</w:t>
       </w:r>
@@ -1021,147 +783,73 @@
     <w:p>
       <w:pPr>
         <w:pStyle w:val="Puntoelenco"/>
-        <w:spacing w:after="20"/>
+        <w:spacing w:after="80"/>
         <w:ind w:left="283" w:hanging="227"/>
-        <w:rPr>
-          <w:sz w:val="24"/>
-          <w:szCs w:val="28"/>
-        </w:rPr>
       </w:pPr>
       <w:r>
         <w:rPr>
+          <w:rFonts w:ascii="Segoe UI" w:hAnsi="Segoe UI"/>
           <w:color w:val="1E2A40"/>
-          <w:sz w:val="24"/>
-          <w:szCs w:val="28"/>
+          <w:sz w:val="20"/>
         </w:rPr>
-        <w:t xml:space="preserve">Authored a library of executable Claude Code CLI slash commands that encode domain rules, GDPR/SIAE compliance constraints and architecture standards as prompt </w:t>
-      </w:r>
-      <w:proofErr w:type="spellStart"/>
-      <w:r>
-        <w:rPr>
-          <w:color w:val="1E2A40"/>
-          <w:sz w:val="24"/>
-          <w:szCs w:val="28"/>
-        </w:rPr>
-        <w:t>programmes</w:t>
-      </w:r>
-      <w:proofErr w:type="spellEnd"/>
-      <w:r>
-        <w:rPr>
-          <w:color w:val="1E2A40"/>
-          <w:sz w:val="24"/>
-          <w:szCs w:val="28"/>
-        </w:rPr>
-        <w:t xml:space="preserve"> — usable by the whole team.</w:t>
+        <w:t>Authored a library of executable Claude Code CLI slash commands that encode domain rules, GDPR/SIAE compliance constraints and architecture standards as prompt programmes — usable by the whole team.</w:t>
       </w:r>
     </w:p>
     <w:p>
       <w:pPr>
         <w:pStyle w:val="Puntoelenco"/>
-        <w:spacing w:after="20"/>
+        <w:spacing w:after="80"/>
         <w:ind w:left="283" w:hanging="227"/>
-        <w:rPr>
-          <w:sz w:val="24"/>
-          <w:szCs w:val="28"/>
-        </w:rPr>
       </w:pPr>
       <w:r>
         <w:rPr>
+          <w:rFonts w:ascii="Segoe UI" w:hAnsi="Segoe UI"/>
           <w:color w:val="1E2A40"/>
-          <w:sz w:val="24"/>
-          <w:szCs w:val="28"/>
+          <w:sz w:val="20"/>
         </w:rPr>
-        <w:t xml:space="preserve">Full-stack contributor to production services: Java 21 Spring Boot microservices (REST + </w:t>
-      </w:r>
-      <w:proofErr w:type="spellStart"/>
-      <w:r>
-        <w:rPr>
-          <w:color w:val="1E2A40"/>
-          <w:sz w:val="24"/>
-          <w:szCs w:val="28"/>
-        </w:rPr>
-        <w:t>gRPC</w:t>
-      </w:r>
-      <w:proofErr w:type="spellEnd"/>
-      <w:r>
-        <w:rPr>
-          <w:color w:val="1E2A40"/>
-          <w:sz w:val="24"/>
-          <w:szCs w:val="28"/>
-        </w:rPr>
-        <w:t>), .NET 8 C# services, Angular 17+ frontend components — ships features and resolves critical production bugs.</w:t>
+        <w:t>Full-stack contributor to production services: Java 21 Spring Boot microservices (REST + gRPC), .NET 8 C# services, Angular 17+ frontend components — ships features and resolves critical production bugs.</w:t>
       </w:r>
     </w:p>
     <w:p>
       <w:pPr>
         <w:pStyle w:val="Puntoelenco"/>
-        <w:spacing w:after="20"/>
+        <w:spacing w:after="80"/>
         <w:ind w:left="283" w:hanging="227"/>
-        <w:rPr>
-          <w:sz w:val="24"/>
-          <w:szCs w:val="28"/>
-        </w:rPr>
       </w:pPr>
       <w:r>
         <w:rPr>
+          <w:rFonts w:ascii="Segoe UI" w:hAnsi="Segoe UI"/>
           <w:color w:val="1E2A40"/>
-          <w:sz w:val="24"/>
-          <w:szCs w:val="28"/>
+          <w:sz w:val="20"/>
         </w:rPr>
-        <w:t xml:space="preserve">Implemented </w:t>
-      </w:r>
-      <w:proofErr w:type="spellStart"/>
-      <w:r>
-        <w:rPr>
-          <w:color w:val="1E2A40"/>
-          <w:sz w:val="24"/>
-          <w:szCs w:val="28"/>
-        </w:rPr>
-        <w:t>OpenTelemetry</w:t>
-      </w:r>
-      <w:proofErr w:type="spellEnd"/>
-      <w:r>
-        <w:rPr>
-          <w:color w:val="1E2A40"/>
-          <w:sz w:val="24"/>
-          <w:szCs w:val="28"/>
-        </w:rPr>
-        <w:t xml:space="preserve"> instrumentation (traces + metrics + structured JSON logs) across new services; wired Prometheus/Grafana dashboards for golden-signal observability.</w:t>
+        <w:t>Implemented OpenTelemetry instrumentation (traces + metrics + structured JSON logs) across new services; wired Prometheus/Grafana dashboards for golden-signal observability.</w:t>
       </w:r>
     </w:p>
     <w:p>
       <w:pPr>
         <w:pStyle w:val="Puntoelenco"/>
-        <w:spacing w:after="20"/>
+        <w:spacing w:after="80"/>
         <w:ind w:left="283" w:hanging="227"/>
-        <w:rPr>
-          <w:sz w:val="24"/>
-          <w:szCs w:val="28"/>
-        </w:rPr>
       </w:pPr>
       <w:r>
         <w:rPr>
+          <w:rFonts w:ascii="Segoe UI" w:hAnsi="Segoe UI"/>
           <w:color w:val="1E2A40"/>
-          <w:sz w:val="24"/>
-          <w:szCs w:val="28"/>
+          <w:sz w:val="20"/>
         </w:rPr>
         <w:t>Designed and coded resilience patterns with Polly (Circuit Breaker, Retry, Bulkhead, Timeout) for all external integrations; integrated Queue-IT virtual queuing for on-sale traffic spikes.</w:t>
       </w:r>
     </w:p>
     <w:p>
       <w:pPr>
-        <w:spacing w:before="80" w:after="20"/>
-        <w:rPr>
-          <w:sz w:val="24"/>
-          <w:szCs w:val="28"/>
-        </w:rPr>
+        <w:spacing w:before="80" w:after="80"/>
       </w:pPr>
       <w:r>
         <w:rPr>
+          <w:rFonts w:ascii="Segoe UI" w:hAnsi="Segoe UI"/>
           <w:b/>
-          <w:color w:val="2E4060"/>
-          <w:sz w:val="24"/>
-          <w:szCs w:val="28"/>
+          <w:color w:val="0F172A"/>
+          <w:sz w:val="21"/>
         </w:rPr>
         <w:t>Architecture &amp; Back-End Development</w:t>
       </w:r>
@@ -1169,55 +857,29 @@
     <w:p>
       <w:pPr>
         <w:pStyle w:val="Puntoelenco"/>
-        <w:spacing w:after="20"/>
+        <w:spacing w:after="80"/>
         <w:ind w:left="283" w:hanging="227"/>
-        <w:rPr>
-          <w:sz w:val="24"/>
-          <w:szCs w:val="28"/>
-        </w:rPr>
       </w:pPr>
       <w:r>
         <w:rPr>
+          <w:rFonts w:ascii="Segoe UI" w:hAnsi="Segoe UI"/>
           <w:color w:val="1E2A40"/>
-          <w:sz w:val="24"/>
-          <w:szCs w:val="28"/>
+          <w:sz w:val="20"/>
         </w:rPr>
-        <w:t xml:space="preserve">Steering migration from legacy C++/CORBA + SETA monolith to modern microservices (Java Spring Boot, .NET 8, </w:t>
-      </w:r>
-      <w:proofErr w:type="spellStart"/>
-      <w:r>
-        <w:rPr>
-          <w:color w:val="1E2A40"/>
-          <w:sz w:val="24"/>
-          <w:szCs w:val="28"/>
-        </w:rPr>
-        <w:t>gRPC</w:t>
-      </w:r>
-      <w:proofErr w:type="spellEnd"/>
-      <w:r>
-        <w:rPr>
-          <w:color w:val="1E2A40"/>
-          <w:sz w:val="24"/>
-          <w:szCs w:val="28"/>
-        </w:rPr>
-        <w:t>, Kafka, Kubernetes) — full DDD bounded context design.</w:t>
+        <w:t>Steering migration from legacy C++/CORBA + SETA monolith to modern microservices (Java Spring Boot, .NET 8, gRPC, Kafka, Kubernetes) — full DDD bounded context design.</w:t>
       </w:r>
     </w:p>
     <w:p>
       <w:pPr>
         <w:pStyle w:val="Puntoelenco"/>
-        <w:spacing w:after="20"/>
+        <w:spacing w:after="80"/>
         <w:ind w:left="283" w:hanging="227"/>
-        <w:rPr>
-          <w:sz w:val="24"/>
-          <w:szCs w:val="28"/>
-        </w:rPr>
       </w:pPr>
       <w:r>
         <w:rPr>
+          <w:rFonts w:ascii="Segoe UI" w:hAnsi="Segoe UI"/>
           <w:color w:val="1E2A40"/>
-          <w:sz w:val="24"/>
-          <w:szCs w:val="28"/>
+          <w:sz w:val="20"/>
         </w:rPr>
         <w:t>DDD bounded contexts: E-commerce, Ticketing Engine, Fiscal Compliance, Access Control — governed critical SPORT vs SETA/SUITE domain separation.</w:t>
       </w:r>
@@ -1225,84 +887,44 @@
     <w:p>
       <w:pPr>
         <w:pStyle w:val="Puntoelenco"/>
-        <w:spacing w:after="20"/>
+        <w:spacing w:after="80"/>
         <w:ind w:left="283" w:hanging="227"/>
-        <w:rPr>
-          <w:sz w:val="24"/>
-          <w:szCs w:val="28"/>
-        </w:rPr>
       </w:pPr>
       <w:r>
         <w:rPr>
+          <w:rFonts w:ascii="Segoe UI" w:hAnsi="Segoe UI"/>
           <w:color w:val="1E2A40"/>
-          <w:sz w:val="24"/>
-          <w:szCs w:val="28"/>
+          <w:sz w:val="20"/>
         </w:rPr>
-        <w:t>API-First (</w:t>
-      </w:r>
-      <w:proofErr w:type="spellStart"/>
-      <w:r>
-        <w:rPr>
-          <w:color w:val="1E2A40"/>
-          <w:sz w:val="24"/>
-          <w:szCs w:val="28"/>
-        </w:rPr>
-        <w:t>OpenAPI</w:t>
-      </w:r>
-      <w:proofErr w:type="spellEnd"/>
-      <w:r>
-        <w:rPr>
-          <w:color w:val="1E2A40"/>
-          <w:sz w:val="24"/>
-          <w:szCs w:val="28"/>
-        </w:rPr>
-        <w:t xml:space="preserve"> 3.x), Self-Contained Systems, Security by Design — aligned with Eventim international architectural guidelines.</w:t>
+        <w:t>API-First (OpenAPI 3.x), Self-Contained Systems, Security by Design — aligned with Eventim international architectural guidelines.</w:t>
       </w:r>
     </w:p>
     <w:p>
       <w:pPr>
         <w:pStyle w:val="Puntoelenco"/>
-        <w:spacing w:after="20"/>
+        <w:spacing w:after="80"/>
         <w:ind w:left="283" w:hanging="227"/>
-        <w:rPr>
-          <w:sz w:val="24"/>
-          <w:szCs w:val="28"/>
-        </w:rPr>
-      </w:pPr>
-      <w:proofErr w:type="spellStart"/>
+      </w:pPr>
       <w:r>
         <w:rPr>
+          <w:rFonts w:ascii="Segoe UI" w:hAnsi="Segoe UI"/>
           <w:color w:val="1E2A40"/>
-          <w:sz w:val="24"/>
-          <w:szCs w:val="28"/>
+          <w:sz w:val="20"/>
         </w:rPr>
-        <w:t>OpenTelemetry</w:t>
-      </w:r>
-      <w:proofErr w:type="spellEnd"/>
-      <w:r>
-        <w:rPr>
-          <w:color w:val="1E2A40"/>
-          <w:sz w:val="24"/>
-          <w:szCs w:val="28"/>
-        </w:rPr>
-        <w:t xml:space="preserve"> observability stack: structured JSON logging, distributed tracing, Prometheus/Grafana dashboards.</w:t>
+        <w:t>OpenTelemetry observability stack: structured JSON logging, distributed tracing, Prometheus/Grafana dashboards.</w:t>
       </w:r>
     </w:p>
     <w:p>
       <w:pPr>
         <w:pStyle w:val="Puntoelenco"/>
-        <w:spacing w:after="20"/>
+        <w:spacing w:after="80"/>
         <w:ind w:left="283" w:hanging="227"/>
-        <w:rPr>
-          <w:sz w:val="24"/>
-          <w:szCs w:val="28"/>
-        </w:rPr>
       </w:pPr>
       <w:r>
         <w:rPr>
+          <w:rFonts w:ascii="Segoe UI" w:hAnsi="Segoe UI"/>
           <w:color w:val="1E2A40"/>
-          <w:sz w:val="24"/>
-          <w:szCs w:val="28"/>
+          <w:sz w:val="20"/>
         </w:rPr>
         <w:t>Mandated ADR, SOLID/Result/Mediator/CQRS patterns, Circuit Breaker / Retry / Bulkhead resilience across all services.</w:t>
       </w:r>
@@ -1310,72 +932,28 @@
     <w:p>
       <w:pPr>
         <w:pStyle w:val="Puntoelenco"/>
-        <w:spacing w:after="20"/>
+        <w:spacing w:after="80"/>
         <w:ind w:left="283" w:hanging="227"/>
-        <w:rPr>
-          <w:sz w:val="24"/>
-          <w:szCs w:val="28"/>
-        </w:rPr>
       </w:pPr>
       <w:r>
         <w:rPr>
+          <w:rFonts w:ascii="Segoe UI" w:hAnsi="Segoe UI"/>
           <w:color w:val="1E2A40"/>
-          <w:sz w:val="24"/>
-          <w:szCs w:val="28"/>
+          <w:sz w:val="20"/>
         </w:rPr>
-        <w:t>Designed fiscal seal (</w:t>
-      </w:r>
-      <w:proofErr w:type="spellStart"/>
-      <w:r>
-        <w:rPr>
-          <w:color w:val="1E2A40"/>
-          <w:sz w:val="24"/>
-          <w:szCs w:val="28"/>
-        </w:rPr>
-        <w:t>sigillo</w:t>
-      </w:r>
-      <w:proofErr w:type="spellEnd"/>
-      <w:r>
-        <w:rPr>
-          <w:color w:val="1E2A40"/>
-          <w:sz w:val="24"/>
-          <w:szCs w:val="28"/>
-        </w:rPr>
-        <w:t xml:space="preserve"> </w:t>
-      </w:r>
-      <w:proofErr w:type="spellStart"/>
-      <w:r>
-        <w:rPr>
-          <w:color w:val="1E2A40"/>
-          <w:sz w:val="24"/>
-          <w:szCs w:val="28"/>
-        </w:rPr>
-        <w:t>fiscale</w:t>
-      </w:r>
-      <w:proofErr w:type="spellEnd"/>
-      <w:r>
-        <w:rPr>
-          <w:color w:val="1E2A40"/>
-          <w:sz w:val="24"/>
-          <w:szCs w:val="28"/>
-        </w:rPr>
-        <w:t xml:space="preserve"> SIAE) integration architecture via Apache Camel / ActiveMQ; managed 20% capacity allocation for technical debt reduction.</w:t>
+        <w:t>Designed fiscal seal (sigillo fiscale SIAE) integration architecture via Apache Camel / ActiveMQ; managed 20% capacity allocation for technical debt reduction.</w:t>
       </w:r>
     </w:p>
     <w:p>
       <w:pPr>
-        <w:spacing w:before="80" w:after="20"/>
-        <w:rPr>
-          <w:sz w:val="24"/>
-          <w:szCs w:val="28"/>
-        </w:rPr>
+        <w:spacing w:before="80" w:after="80"/>
       </w:pPr>
       <w:r>
         <w:rPr>
+          <w:rFonts w:ascii="Segoe UI" w:hAnsi="Segoe UI"/>
           <w:b/>
-          <w:color w:val="2E4060"/>
-          <w:sz w:val="24"/>
-          <w:szCs w:val="28"/>
+          <w:color w:val="0F172A"/>
+          <w:sz w:val="21"/>
         </w:rPr>
         <w:t>Team &amp; Process</w:t>
       </w:r>
@@ -1383,18 +961,14 @@
     <w:p>
       <w:pPr>
         <w:pStyle w:val="Puntoelenco"/>
-        <w:spacing w:after="20"/>
+        <w:spacing w:after="80"/>
         <w:ind w:left="283" w:hanging="227"/>
-        <w:rPr>
-          <w:sz w:val="24"/>
-          <w:szCs w:val="28"/>
-        </w:rPr>
       </w:pPr>
       <w:r>
         <w:rPr>
+          <w:rFonts w:ascii="Segoe UI" w:hAnsi="Segoe UI"/>
           <w:color w:val="1E2A40"/>
-          <w:sz w:val="24"/>
-          <w:szCs w:val="28"/>
+          <w:sz w:val="20"/>
         </w:rPr>
         <w:t>+50% team satisfaction — human-centered leadership, NLP coaching, psychological safety.</w:t>
       </w:r>
@@ -1402,18 +976,14 @@
     <w:p>
       <w:pPr>
         <w:pStyle w:val="Puntoelenco"/>
-        <w:spacing w:after="20"/>
+        <w:spacing w:after="80"/>
         <w:ind w:left="283" w:hanging="227"/>
-        <w:rPr>
-          <w:sz w:val="24"/>
-          <w:szCs w:val="28"/>
-        </w:rPr>
       </w:pPr>
       <w:r>
         <w:rPr>
+          <w:rFonts w:ascii="Segoe UI" w:hAnsi="Segoe UI"/>
           <w:color w:val="1E2A40"/>
-          <w:sz w:val="24"/>
-          <w:szCs w:val="28"/>
+          <w:sz w:val="20"/>
         </w:rPr>
         <w:t>+30% development flow — unified Jira workflow, Story Points, velocity tracking.</w:t>
       </w:r>
@@ -1421,18 +991,14 @@
     <w:p>
       <w:pPr>
         <w:pStyle w:val="Puntoelenco"/>
-        <w:spacing w:after="20"/>
+        <w:spacing w:after="80"/>
         <w:ind w:left="283" w:hanging="227"/>
-        <w:rPr>
-          <w:sz w:val="24"/>
-          <w:szCs w:val="28"/>
-        </w:rPr>
       </w:pPr>
       <w:r>
         <w:rPr>
+          <w:rFonts w:ascii="Segoe UI" w:hAnsi="Segoe UI"/>
           <w:color w:val="1E2A40"/>
-          <w:sz w:val="24"/>
-          <w:szCs w:val="28"/>
+          <w:sz w:val="20"/>
         </w:rPr>
         <w:t>Mentored engineers at all levels; established code-review culture and continuous learning rituals.</w:t>
       </w:r>
@@ -1440,119 +1006,78 @@
     <w:p>
       <w:pPr>
         <w:pStyle w:val="Puntoelenco"/>
-        <w:spacing w:after="20"/>
+        <w:spacing w:after="80"/>
         <w:ind w:left="283" w:hanging="227"/>
-        <w:rPr>
-          <w:sz w:val="24"/>
-          <w:szCs w:val="28"/>
-        </w:rPr>
       </w:pPr>
       <w:r>
         <w:rPr>
+          <w:rFonts w:ascii="Segoe UI" w:hAnsi="Segoe UI"/>
           <w:color w:val="1E2A40"/>
-          <w:sz w:val="24"/>
-          <w:szCs w:val="28"/>
+          <w:sz w:val="20"/>
         </w:rPr>
         <w:t>Primary technical liaison for C-level, Product, and Eventim international HQ.</w:t>
       </w:r>
     </w:p>
     <w:p>
       <w:pPr>
-        <w:spacing w:before="120" w:after="0"/>
-        <w:rPr>
-          <w:sz w:val="24"/>
-          <w:szCs w:val="28"/>
-        </w:rPr>
+        <w:spacing w:before="120" w:after="80"/>
       </w:pPr>
       <w:r>
         <w:rPr>
+          <w:rFonts w:ascii="Segoe UI" w:hAnsi="Segoe UI"/>
           <w:b/>
-          <w:color w:val="1E2A40"/>
-          <w:sz w:val="24"/>
-          <w:szCs w:val="28"/>
+          <w:color w:val="0F172A"/>
         </w:rPr>
-        <w:t xml:space="preserve">Aruba S.p.A. (via SCAI </w:t>
-      </w:r>
-      <w:proofErr w:type="spellStart"/>
-      <w:r>
-        <w:rPr>
-          <w:b/>
-          <w:color w:val="1E2A40"/>
-          <w:sz w:val="24"/>
-          <w:szCs w:val="28"/>
-        </w:rPr>
-        <w:t>Tecno</w:t>
-      </w:r>
-      <w:proofErr w:type="spellEnd"/>
-      <w:r>
-        <w:rPr>
-          <w:b/>
-          <w:color w:val="1E2A40"/>
-          <w:sz w:val="24"/>
-          <w:szCs w:val="28"/>
-        </w:rPr>
-        <w:t>)</w:t>
+        <w:t>Aruba S.p.A. (via SCAI Tecno)</w:t>
       </w:r>
       <w:r>
         <w:rPr>
+          <w:rFonts w:ascii="Segoe UI" w:hAnsi="Segoe UI"/>
           <w:i/>
           <w:color w:val="555555"/>
-          <w:sz w:val="24"/>
-          <w:szCs w:val="28"/>
+          <w:sz w:val="20"/>
         </w:rPr>
         <w:t xml:space="preserve">  |  Jun 2024 – ago 2025</w:t>
       </w:r>
     </w:p>
     <w:p>
       <w:pPr>
-        <w:spacing w:after="0"/>
-        <w:rPr>
-          <w:sz w:val="24"/>
-          <w:szCs w:val="28"/>
-        </w:rPr>
+        <w:spacing w:after="80"/>
       </w:pPr>
       <w:r>
         <w:rPr>
+          <w:rFonts w:ascii="Segoe UI" w:hAnsi="Segoe UI"/>
           <w:b/>
-          <w:color w:val="2E4060"/>
-          <w:sz w:val="24"/>
-          <w:szCs w:val="28"/>
+          <w:color w:val="0F172A"/>
+          <w:sz w:val="21"/>
         </w:rPr>
         <w:t>Engineering Manager / Tech Lead</w:t>
       </w:r>
     </w:p>
     <w:p>
       <w:pPr>
-        <w:spacing w:after="0"/>
-        <w:rPr>
-          <w:sz w:val="24"/>
-          <w:szCs w:val="28"/>
-        </w:rPr>
+        <w:spacing w:after="80"/>
       </w:pPr>
       <w:r>
         <w:rPr>
+          <w:rFonts w:ascii="Segoe UI" w:hAnsi="Segoe UI"/>
           <w:i/>
           <w:color w:val="666666"/>
-          <w:sz w:val="24"/>
-          <w:szCs w:val="28"/>
+          <w:sz w:val="20"/>
         </w:rPr>
         <w:t>Italy's leading cloud &amp; hosting provider — legacy e-commerce refactoring and cloud migration.</w:t>
       </w:r>
     </w:p>
     <w:p>
       <w:pPr>
-        <w:spacing w:before="20" w:after="40"/>
-        <w:rPr>
-          <w:sz w:val="24"/>
-          <w:szCs w:val="28"/>
-        </w:rPr>
+        <w:spacing w:before="20" w:after="80"/>
       </w:pPr>
       <w:r>
         <w:rPr>
+          <w:rFonts w:ascii="Segoe UI" w:hAnsi="Segoe UI"/>
           <w:i/>
           <w:color w:val="555555"/>
-          <w:sz w:val="22"/>
-          <w:szCs w:val="28"/>
+          <w:sz w:val="20"/>
         </w:rPr>
         <w:t>C# .NET 6/8  ·  Python  ·  Kafka  ·  MongoDB  ·  Redis  ·  SQL Server  ·  Kubernetes  ·  GitHub Actions  ·  LLM CI/CD Tools  ·  Microservices</w:t>
       </w:r>
@@ -1560,18 +1085,14 @@
     <w:p>
       <w:pPr>
         <w:pStyle w:val="Puntoelenco"/>
-        <w:spacing w:after="20"/>
+        <w:spacing w:after="80"/>
         <w:ind w:left="283" w:hanging="227"/>
-        <w:rPr>
-          <w:sz w:val="24"/>
-          <w:szCs w:val="28"/>
-        </w:rPr>
       </w:pPr>
       <w:r>
         <w:rPr>
+          <w:rFonts w:ascii="Segoe UI" w:hAnsi="Segoe UI"/>
           <w:color w:val="1E2A40"/>
-          <w:sz w:val="24"/>
-          <w:szCs w:val="28"/>
+          <w:sz w:val="20"/>
         </w:rPr>
         <w:t>Wrote and maintained microservices in C# .NET as hands-on tech lead alongside managing 20 engineers (4 team leaders).</w:t>
       </w:r>
@@ -1579,18 +1100,14 @@
     <w:p>
       <w:pPr>
         <w:pStyle w:val="Puntoelenco"/>
-        <w:spacing w:after="20"/>
+        <w:spacing w:after="80"/>
         <w:ind w:left="283" w:hanging="227"/>
-        <w:rPr>
-          <w:sz w:val="24"/>
-          <w:szCs w:val="28"/>
-        </w:rPr>
       </w:pPr>
       <w:r>
         <w:rPr>
+          <w:rFonts w:ascii="Segoe UI" w:hAnsi="Segoe UI"/>
           <w:color w:val="1E2A40"/>
-          <w:sz w:val="24"/>
-          <w:szCs w:val="28"/>
+          <w:sz w:val="20"/>
         </w:rPr>
         <w:t>98% bug rate reduction in 4 months — enforced code quality standards and automated test coverage.</w:t>
       </w:r>
@@ -1598,18 +1115,14 @@
     <w:p>
       <w:pPr>
         <w:pStyle w:val="Puntoelenco"/>
-        <w:spacing w:after="20"/>
+        <w:spacing w:after="80"/>
         <w:ind w:left="283" w:hanging="227"/>
-        <w:rPr>
-          <w:sz w:val="24"/>
-          <w:szCs w:val="28"/>
-        </w:rPr>
       </w:pPr>
       <w:r>
         <w:rPr>
+          <w:rFonts w:ascii="Segoe UI" w:hAnsi="Segoe UI"/>
           <w:color w:val="1E2A40"/>
-          <w:sz w:val="24"/>
-          <w:szCs w:val="28"/>
+          <w:sz w:val="20"/>
         </w:rPr>
         <w:t>+400% deployment frequency — authored automated GitHub Actions CI/CD pipelines from scratch.</w:t>
       </w:r>
@@ -1617,18 +1130,14 @@
     <w:p>
       <w:pPr>
         <w:pStyle w:val="Puntoelenco"/>
-        <w:spacing w:after="20"/>
+        <w:spacing w:after="80"/>
         <w:ind w:left="283" w:hanging="227"/>
-        <w:rPr>
-          <w:sz w:val="24"/>
-          <w:szCs w:val="28"/>
-        </w:rPr>
       </w:pPr>
       <w:r>
         <w:rPr>
+          <w:rFonts w:ascii="Segoe UI" w:hAnsi="Segoe UI"/>
           <w:color w:val="1E2A40"/>
-          <w:sz w:val="24"/>
-          <w:szCs w:val="28"/>
+          <w:sz w:val="20"/>
         </w:rPr>
         <w:t>Python AI automation scripts for build pipelines, data migration, LLM-assisted code quality checks and operational tooling.</w:t>
       </w:r>
@@ -1636,204 +1145,108 @@
     <w:p>
       <w:pPr>
         <w:pStyle w:val="Puntoelenco"/>
-        <w:spacing w:after="20"/>
+        <w:spacing w:after="80"/>
         <w:ind w:left="283" w:hanging="227"/>
-        <w:rPr>
-          <w:sz w:val="24"/>
-          <w:szCs w:val="28"/>
-        </w:rPr>
       </w:pPr>
       <w:r>
         <w:rPr>
+          <w:rFonts w:ascii="Segoe UI" w:hAnsi="Segoe UI"/>
           <w:color w:val="1E2A40"/>
-          <w:sz w:val="24"/>
-          <w:szCs w:val="28"/>
+          <w:sz w:val="20"/>
         </w:rPr>
         <w:t>Refactored legacy e-commerce into event-driven microservices (Kafka, Redis, MongoDB).</w:t>
       </w:r>
     </w:p>
     <w:p>
       <w:pPr>
-        <w:spacing w:before="120" w:after="0"/>
-        <w:rPr>
-          <w:sz w:val="24"/>
-          <w:szCs w:val="28"/>
-        </w:rPr>
+        <w:spacing w:before="120" w:after="80"/>
       </w:pPr>
       <w:r>
         <w:rPr>
+          <w:rFonts w:ascii="Segoe UI" w:hAnsi="Segoe UI"/>
           <w:b/>
-          <w:color w:val="1E2A40"/>
-          <w:sz w:val="24"/>
-          <w:szCs w:val="28"/>
+          <w:color w:val="0F172A"/>
         </w:rPr>
-        <w:t xml:space="preserve">Toscano </w:t>
+        <w:t>Toscano Immobiliare</w:t>
       </w:r>
-      <w:proofErr w:type="spellStart"/>
       <w:r>
         <w:rPr>
-          <w:b/>
-          <w:color w:val="1E2A40"/>
-          <w:sz w:val="24"/>
-          <w:szCs w:val="28"/>
-        </w:rPr>
-        <w:t>Immobiliare</w:t>
-      </w:r>
-      <w:proofErr w:type="spellEnd"/>
-      <w:r>
-        <w:rPr>
+          <w:rFonts w:ascii="Segoe UI" w:hAnsi="Segoe UI"/>
           <w:i/>
           <w:color w:val="555555"/>
-          <w:sz w:val="24"/>
-          <w:szCs w:val="28"/>
+          <w:sz w:val="20"/>
         </w:rPr>
         <w:t xml:space="preserve">  |  Sep 2018 – Jun 2024</w:t>
       </w:r>
     </w:p>
     <w:p>
       <w:pPr>
-        <w:spacing w:after="0"/>
-        <w:rPr>
-          <w:sz w:val="24"/>
-          <w:szCs w:val="28"/>
-        </w:rPr>
+        <w:spacing w:after="80"/>
       </w:pPr>
       <w:r>
         <w:rPr>
+          <w:rFonts w:ascii="Segoe UI" w:hAnsi="Segoe UI"/>
           <w:b/>
-          <w:color w:val="2E4060"/>
-          <w:sz w:val="24"/>
-          <w:szCs w:val="28"/>
+          <w:color w:val="0F172A"/>
+          <w:sz w:val="21"/>
         </w:rPr>
         <w:t>Technical Leader / Cloud Architect / Full-Stack Developer</w:t>
       </w:r>
     </w:p>
     <w:p>
       <w:pPr>
-        <w:spacing w:after="0"/>
-        <w:rPr>
-          <w:sz w:val="24"/>
-          <w:szCs w:val="28"/>
-        </w:rPr>
+        <w:spacing w:after="80"/>
       </w:pPr>
       <w:r>
         <w:rPr>
+          <w:rFonts w:ascii="Segoe UI" w:hAnsi="Segoe UI"/>
           <w:i/>
           <w:color w:val="666666"/>
-          <w:sz w:val="24"/>
-          <w:szCs w:val="28"/>
+          <w:sz w:val="20"/>
         </w:rPr>
         <w:t>Italy's largest real estate franchise — multi-tenant cloud-native platform for web, mobile and back-office.</w:t>
       </w:r>
     </w:p>
     <w:p>
       <w:pPr>
-        <w:spacing w:before="20" w:after="40"/>
-        <w:rPr>
-          <w:sz w:val="24"/>
-          <w:szCs w:val="28"/>
-        </w:rPr>
+        <w:spacing w:before="20" w:after="80"/>
       </w:pPr>
       <w:r>
         <w:rPr>
+          <w:rFonts w:ascii="Segoe UI" w:hAnsi="Segoe UI"/>
           <w:i/>
           <w:color w:val="555555"/>
-          <w:sz w:val="22"/>
-          <w:szCs w:val="28"/>
+          <w:sz w:val="20"/>
         </w:rPr>
-        <w:t xml:space="preserve">C# .NET Core→.NET 7  ·  ASP.NET Core APIs  ·  Blazor  ·  .NET MAUI  ·  Angular 8→15  ·  Ionic Angular  ·  Python  ·  scikit-learn  ·  Azure Cognitive </w:t>
-      </w:r>
-      <w:proofErr w:type="spellStart"/>
-      <w:r>
-        <w:rPr>
-          <w:i/>
-          <w:color w:val="555555"/>
-          <w:sz w:val="22"/>
-          <w:szCs w:val="28"/>
-        </w:rPr>
-        <w:t>Svcs</w:t>
-      </w:r>
-      <w:proofErr w:type="spellEnd"/>
-      <w:r>
-        <w:rPr>
-          <w:i/>
-          <w:color w:val="555555"/>
-          <w:sz w:val="22"/>
-          <w:szCs w:val="28"/>
-        </w:rPr>
-        <w:t xml:space="preserve">  ·  Azure ML  ·  GPT-3 API  ·  Azure AKS  ·  Azure Functions  ·  SQL Server  ·  Azure DevOps</w:t>
+        <w:t>C# .NET Core→.NET 7  ·  ASP.NET Core APIs  ·  Blazor  ·  .NET MAUI  ·  Angular 8→15  ·  Ionic Angular  ·  Python  ·  scikit-learn  ·  Azure Cognitive Svcs  ·  Azure ML  ·  GPT-3 API  ·  Azure AKS  ·  Azure Functions  ·  SQL Server  ·  Azure DevOps</w:t>
       </w:r>
     </w:p>
     <w:p>
       <w:pPr>
         <w:pStyle w:val="Puntoelenco"/>
-        <w:spacing w:after="20"/>
+        <w:spacing w:after="80"/>
         <w:ind w:left="283" w:hanging="227"/>
-        <w:rPr>
-          <w:sz w:val="24"/>
-          <w:szCs w:val="28"/>
-        </w:rPr>
       </w:pPr>
       <w:r>
         <w:rPr>
+          <w:rFonts w:ascii="Segoe UI" w:hAnsi="Segoe UI"/>
           <w:color w:val="1E2A40"/>
-          <w:sz w:val="24"/>
-          <w:szCs w:val="28"/>
+          <w:sz w:val="20"/>
         </w:rPr>
-        <w:t>Full-stack hands-on: C# .NET Core→.NET 7 REST APIs + background workers + Azure Functions; Angular 8–15 reactive SPA (</w:t>
-      </w:r>
-      <w:proofErr w:type="spellStart"/>
-      <w:r>
-        <w:rPr>
-          <w:color w:val="1E2A40"/>
-          <w:sz w:val="24"/>
-          <w:szCs w:val="28"/>
-        </w:rPr>
-        <w:t>RxJS</w:t>
-      </w:r>
-      <w:proofErr w:type="spellEnd"/>
-      <w:r>
-        <w:rPr>
-          <w:color w:val="1E2A40"/>
-          <w:sz w:val="24"/>
-          <w:szCs w:val="28"/>
-        </w:rPr>
-        <w:t xml:space="preserve">, </w:t>
-      </w:r>
-      <w:proofErr w:type="spellStart"/>
-      <w:r>
-        <w:rPr>
-          <w:color w:val="1E2A40"/>
-          <w:sz w:val="24"/>
-          <w:szCs w:val="28"/>
-        </w:rPr>
-        <w:t>NgRx</w:t>
-      </w:r>
-      <w:proofErr w:type="spellEnd"/>
-      <w:r>
-        <w:rPr>
-          <w:color w:val="1E2A40"/>
-          <w:sz w:val="24"/>
-          <w:szCs w:val="28"/>
-        </w:rPr>
-        <w:t>); Ionic Angular cross-platform mobile (iOS + Android); Blazor back-office — sole developer across all layers.</w:t>
+        <w:t>Full-stack hands-on: C# .NET Core→.NET 7 REST APIs + background workers + Azure Functions; Angular 8–15 reactive SPA (RxJS, NgRx); Ionic Angular cross-platform mobile (iOS + Android); Blazor back-office — sole developer across all layers.</w:t>
       </w:r>
     </w:p>
     <w:p>
       <w:pPr>
         <w:pStyle w:val="Puntoelenco"/>
-        <w:spacing w:after="20"/>
+        <w:spacing w:after="80"/>
         <w:ind w:left="283" w:hanging="227"/>
-        <w:rPr>
-          <w:sz w:val="24"/>
-          <w:szCs w:val="28"/>
-        </w:rPr>
       </w:pPr>
       <w:r>
         <w:rPr>
+          <w:rFonts w:ascii="Segoe UI" w:hAnsi="Segoe UI"/>
           <w:color w:val="1E2A40"/>
-          <w:sz w:val="24"/>
-          <w:szCs w:val="28"/>
+          <w:sz w:val="20"/>
         </w:rPr>
         <w:t>AI — Azure Cognitive Services: Form Recognizer OCR pipeline for property contracts (multi-page PDF parsing, field extraction, confidence scoring); image classification &amp; tagging; multilingual full-text search.</w:t>
       </w:r>
@@ -1841,18 +1254,14 @@
     <w:p>
       <w:pPr>
         <w:pStyle w:val="Puntoelenco"/>
-        <w:spacing w:after="20"/>
+        <w:spacing w:after="80"/>
         <w:ind w:left="283" w:hanging="227"/>
-        <w:rPr>
-          <w:sz w:val="24"/>
-          <w:szCs w:val="28"/>
-        </w:rPr>
       </w:pPr>
       <w:r>
         <w:rPr>
+          <w:rFonts w:ascii="Segoe UI" w:hAnsi="Segoe UI"/>
           <w:color w:val="1E2A40"/>
-          <w:sz w:val="24"/>
-          <w:szCs w:val="28"/>
+          <w:sz w:val="20"/>
         </w:rPr>
         <w:t>AI — ML: Python + scikit-learn + pandas predictive property valuation model trained on historical transaction data, exposed as REST API microservice.</w:t>
       </w:r>
@@ -1860,18 +1269,14 @@
     <w:p>
       <w:pPr>
         <w:pStyle w:val="Puntoelenco"/>
-        <w:spacing w:after="20"/>
+        <w:spacing w:after="80"/>
         <w:ind w:left="283" w:hanging="227"/>
-        <w:rPr>
-          <w:sz w:val="24"/>
-          <w:szCs w:val="28"/>
-        </w:rPr>
       </w:pPr>
       <w:r>
         <w:rPr>
+          <w:rFonts w:ascii="Segoe UI" w:hAnsi="Segoe UI"/>
           <w:color w:val="1E2A40"/>
-          <w:sz w:val="24"/>
-          <w:szCs w:val="28"/>
+          <w:sz w:val="20"/>
         </w:rPr>
         <w:t>AI — LLM: Azure OpenAI (GPT-3) automated listing description generation; Python embeddings + Azure Cognitive Search semantic property search (natural-language queries over 300+ franchise offices).</w:t>
       </w:r>
@@ -1879,18 +1284,14 @@
     <w:p>
       <w:pPr>
         <w:pStyle w:val="Puntoelenco"/>
-        <w:spacing w:after="20"/>
+        <w:spacing w:after="80"/>
         <w:ind w:left="283" w:hanging="227"/>
-        <w:rPr>
-          <w:sz w:val="24"/>
-          <w:szCs w:val="28"/>
-        </w:rPr>
       </w:pPr>
       <w:r>
         <w:rPr>
+          <w:rFonts w:ascii="Segoe UI" w:hAnsi="Segoe UI"/>
           <w:color w:val="1E2A40"/>
-          <w:sz w:val="24"/>
-          <w:szCs w:val="28"/>
+          <w:sz w:val="20"/>
         </w:rPr>
         <w:t>Cloud: designed multi-tenant Azure platform (AKS, PaaS, Functions, Key Vault, Service Bus); +50% scalability; -60% deployment lead-time via Azure DevOps CI/CD, feature flags, blue/green.</w:t>
       </w:r>
@@ -1898,81 +1299,64 @@
     <w:p>
       <w:pPr>
         <w:pStyle w:val="Puntoelenco"/>
-        <w:spacing w:after="20"/>
+        <w:spacing w:after="80"/>
         <w:ind w:left="283" w:hanging="227"/>
-        <w:rPr>
-          <w:sz w:val="24"/>
-          <w:szCs w:val="28"/>
-        </w:rPr>
       </w:pPr>
       <w:r>
         <w:rPr>
+          <w:rFonts w:ascii="Segoe UI" w:hAnsi="Segoe UI"/>
           <w:color w:val="1E2A40"/>
-          <w:sz w:val="24"/>
-          <w:szCs w:val="28"/>
+          <w:sz w:val="20"/>
         </w:rPr>
         <w:t>Led cross-functional team of 5; introduced Scrum, code review culture, ADR practice.</w:t>
       </w:r>
     </w:p>
     <w:p>
       <w:pPr>
-        <w:spacing w:before="120" w:after="0"/>
-        <w:rPr>
-          <w:sz w:val="24"/>
-          <w:szCs w:val="28"/>
-        </w:rPr>
+        <w:spacing w:before="120" w:after="80"/>
       </w:pPr>
       <w:r>
         <w:rPr>
+          <w:rFonts w:ascii="Segoe UI" w:hAnsi="Segoe UI"/>
           <w:b/>
-          <w:color w:val="1E2A40"/>
-          <w:sz w:val="24"/>
-          <w:szCs w:val="28"/>
+          <w:color w:val="0F172A"/>
         </w:rPr>
         <w:t>Boken  (Startup — founder)</w:t>
       </w:r>
       <w:r>
         <w:rPr>
+          <w:rFonts w:ascii="Segoe UI" w:hAnsi="Segoe UI"/>
           <w:i/>
           <w:color w:val="555555"/>
-          <w:sz w:val="24"/>
-          <w:szCs w:val="28"/>
+          <w:sz w:val="20"/>
         </w:rPr>
         <w:t xml:space="preserve">  |  Jan 2014 – Sep 2018</w:t>
       </w:r>
     </w:p>
     <w:p>
       <w:pPr>
-        <w:spacing w:after="0"/>
-        <w:rPr>
-          <w:sz w:val="24"/>
-          <w:szCs w:val="28"/>
-        </w:rPr>
+        <w:spacing w:after="80"/>
       </w:pPr>
       <w:r>
         <w:rPr>
+          <w:rFonts w:ascii="Segoe UI" w:hAnsi="Segoe UI"/>
           <w:b/>
-          <w:color w:val="2E4060"/>
-          <w:sz w:val="24"/>
-          <w:szCs w:val="28"/>
+          <w:color w:val="0F172A"/>
+          <w:sz w:val="21"/>
         </w:rPr>
         <w:t>CEO / Software Architect / Lead Developer</w:t>
       </w:r>
     </w:p>
     <w:p>
       <w:pPr>
-        <w:spacing w:before="20" w:after="40"/>
-        <w:rPr>
-          <w:sz w:val="24"/>
-          <w:szCs w:val="28"/>
-        </w:rPr>
+        <w:spacing w:before="20" w:after="80"/>
       </w:pPr>
       <w:r>
         <w:rPr>
+          <w:rFonts w:ascii="Segoe UI" w:hAnsi="Segoe UI"/>
           <w:i/>
           <w:color w:val="555555"/>
-          <w:sz w:val="22"/>
-          <w:szCs w:val="28"/>
+          <w:sz w:val="20"/>
         </w:rPr>
         <w:t>C# .NET MVC  ·  Angular/AngularJS  ·  JavaScript/PHP  ·  Ionic  ·  iOS (Obj-C/Swift)  ·  Android  ·  SQL Server</w:t>
       </w:r>
@@ -1980,55 +1364,29 @@
     <w:p>
       <w:pPr>
         <w:pStyle w:val="Puntoelenco"/>
-        <w:spacing w:after="20"/>
+        <w:spacing w:after="80"/>
         <w:ind w:left="283" w:hanging="227"/>
-        <w:rPr>
-          <w:sz w:val="24"/>
-          <w:szCs w:val="28"/>
-        </w:rPr>
       </w:pPr>
       <w:r>
         <w:rPr>
+          <w:rFonts w:ascii="Segoe UI" w:hAnsi="Segoe UI"/>
           <w:color w:val="1E2A40"/>
-          <w:sz w:val="24"/>
-          <w:szCs w:val="28"/>
+          <w:sz w:val="20"/>
         </w:rPr>
-        <w:t>Founded and personally coded '</w:t>
-      </w:r>
-      <w:proofErr w:type="spellStart"/>
-      <w:r>
-        <w:rPr>
-          <w:color w:val="1E2A40"/>
-          <w:sz w:val="24"/>
-          <w:szCs w:val="28"/>
-        </w:rPr>
-        <w:t>Velio</w:t>
-      </w:r>
-      <w:proofErr w:type="spellEnd"/>
-      <w:r>
-        <w:rPr>
-          <w:color w:val="1E2A40"/>
-          <w:sz w:val="24"/>
-          <w:szCs w:val="28"/>
-        </w:rPr>
-        <w:t>' SaaS web-builder — 10,000+ active users; C# .NET backend + AngularJS frontend.</w:t>
+        <w:t>Founded and personally coded 'Velio' SaaS web-builder — 10,000+ active users; C# .NET backend + AngularJS frontend.</w:t>
       </w:r>
     </w:p>
     <w:p>
       <w:pPr>
         <w:pStyle w:val="Puntoelenco"/>
-        <w:spacing w:after="20"/>
+        <w:spacing w:after="80"/>
         <w:ind w:left="283" w:hanging="227"/>
-        <w:rPr>
-          <w:sz w:val="24"/>
-          <w:szCs w:val="28"/>
-        </w:rPr>
       </w:pPr>
       <w:r>
         <w:rPr>
+          <w:rFonts w:ascii="Segoe UI" w:hAnsi="Segoe UI"/>
           <w:color w:val="1E2A40"/>
-          <w:sz w:val="24"/>
-          <w:szCs w:val="28"/>
+          <w:sz w:val="20"/>
         </w:rPr>
         <w:t>Delivered 4 cross-platform mobile apps (iOS + Android) with Ionic + .NET APIs; managed team of 3 engineers.</w:t>
       </w:r>
@@ -2036,92 +1394,64 @@
     <w:p>
       <w:pPr>
         <w:pStyle w:val="Puntoelenco"/>
-        <w:spacing w:after="20"/>
+        <w:spacing w:after="80"/>
         <w:ind w:left="283" w:hanging="227"/>
-        <w:rPr>
-          <w:sz w:val="24"/>
-          <w:szCs w:val="28"/>
-        </w:rPr>
       </w:pPr>
       <w:r>
         <w:rPr>
+          <w:rFonts w:ascii="Segoe UI" w:hAnsi="Segoe UI"/>
           <w:color w:val="1E2A40"/>
-          <w:sz w:val="24"/>
-          <w:szCs w:val="28"/>
+          <w:sz w:val="20"/>
         </w:rPr>
         <w:t>End-to-end ownership: product vision, architecture, development, marketing, investor relations.</w:t>
       </w:r>
     </w:p>
     <w:p>
       <w:pPr>
-        <w:spacing w:before="120" w:after="0"/>
-        <w:rPr>
-          <w:sz w:val="24"/>
-          <w:szCs w:val="28"/>
-        </w:rPr>
+        <w:spacing w:before="120" w:after="80"/>
       </w:pPr>
       <w:r>
         <w:rPr>
+          <w:rFonts w:ascii="Segoe UI" w:hAnsi="Segoe UI"/>
           <w:b/>
-          <w:color w:val="1E2A40"/>
-          <w:sz w:val="24"/>
-          <w:szCs w:val="28"/>
+          <w:color w:val="0F172A"/>
         </w:rPr>
-        <w:t xml:space="preserve">Volkswagen Bank / </w:t>
+        <w:t>Volkswagen Bank / Easyflysoft</w:t>
       </w:r>
-      <w:proofErr w:type="spellStart"/>
       <w:r>
         <w:rPr>
-          <w:b/>
-          <w:color w:val="1E2A40"/>
-          <w:sz w:val="24"/>
-          <w:szCs w:val="28"/>
-        </w:rPr>
-        <w:t>Easyflysoft</w:t>
-      </w:r>
-      <w:proofErr w:type="spellEnd"/>
-      <w:r>
-        <w:rPr>
+          <w:rFonts w:ascii="Segoe UI" w:hAnsi="Segoe UI"/>
           <w:i/>
           <w:color w:val="555555"/>
-          <w:sz w:val="24"/>
-          <w:szCs w:val="28"/>
+          <w:sz w:val="20"/>
         </w:rPr>
         <w:t xml:space="preserve">  |  May 2006 – Aug 2018</w:t>
       </w:r>
     </w:p>
     <w:p>
       <w:pPr>
-        <w:spacing w:after="0"/>
-        <w:rPr>
-          <w:sz w:val="24"/>
-          <w:szCs w:val="28"/>
-        </w:rPr>
+        <w:spacing w:after="80"/>
       </w:pPr>
       <w:r>
         <w:rPr>
+          <w:rFonts w:ascii="Segoe UI" w:hAnsi="Segoe UI"/>
           <w:b/>
-          <w:color w:val="2E4060"/>
-          <w:sz w:val="24"/>
-          <w:szCs w:val="28"/>
+          <w:color w:val="0F172A"/>
+          <w:sz w:val="21"/>
         </w:rPr>
         <w:t>Senior Software Engineer / Team Lead</w:t>
       </w:r>
     </w:p>
     <w:p>
       <w:pPr>
-        <w:spacing w:before="20" w:after="40"/>
-        <w:rPr>
-          <w:sz w:val="24"/>
-          <w:szCs w:val="28"/>
-        </w:rPr>
+        <w:spacing w:before="20" w:after="80"/>
       </w:pPr>
       <w:r>
         <w:rPr>
+          <w:rFonts w:ascii="Segoe UI" w:hAnsi="Segoe UI"/>
           <w:i/>
           <w:color w:val="555555"/>
-          <w:sz w:val="22"/>
-          <w:szCs w:val="28"/>
+          <w:sz w:val="20"/>
         </w:rPr>
         <w:t>C# .NET  ·  AS400 Integration  ·  SQL Server</w:t>
       </w:r>
@@ -2129,118 +1459,79 @@
     <w:p>
       <w:pPr>
         <w:pStyle w:val="Puntoelenco"/>
-        <w:spacing w:after="20"/>
+        <w:spacing w:after="80"/>
         <w:ind w:left="283" w:hanging="227"/>
-        <w:rPr>
-          <w:sz w:val="24"/>
-          <w:szCs w:val="28"/>
-        </w:rPr>
       </w:pPr>
       <w:r>
         <w:rPr>
+          <w:rFonts w:ascii="Segoe UI" w:hAnsi="Segoe UI"/>
           <w:color w:val="1E2A40"/>
-          <w:sz w:val="24"/>
-          <w:szCs w:val="28"/>
+          <w:sz w:val="20"/>
         </w:rPr>
-        <w:t xml:space="preserve">Led backend integration team (3 </w:t>
-      </w:r>
-      <w:proofErr w:type="spellStart"/>
-      <w:r>
-        <w:rPr>
-          <w:color w:val="1E2A40"/>
-          <w:sz w:val="24"/>
-          <w:szCs w:val="28"/>
-        </w:rPr>
-        <w:t>devs</w:t>
-      </w:r>
-      <w:proofErr w:type="spellEnd"/>
-      <w:r>
-        <w:rPr>
-          <w:color w:val="1E2A40"/>
-          <w:sz w:val="24"/>
-          <w:szCs w:val="28"/>
-        </w:rPr>
-        <w:t>) for banking systems — AS400 ↔ .NET interfaces; -40% transaction processing time.</w:t>
+        <w:t>Led backend integration team (3 devs) for banking systems — AS400 ↔ .NET interfaces; -40% transaction processing time.</w:t>
       </w:r>
     </w:p>
     <w:p>
       <w:pPr>
         <w:pStyle w:val="Puntoelenco"/>
-        <w:spacing w:after="20"/>
+        <w:spacing w:after="80"/>
         <w:ind w:left="283" w:hanging="227"/>
-        <w:rPr>
-          <w:sz w:val="24"/>
-          <w:szCs w:val="28"/>
-        </w:rPr>
       </w:pPr>
       <w:r>
         <w:rPr>
+          <w:rFonts w:ascii="Segoe UI" w:hAnsi="Segoe UI"/>
           <w:color w:val="1E2A40"/>
-          <w:sz w:val="24"/>
-          <w:szCs w:val="28"/>
+          <w:sz w:val="20"/>
         </w:rPr>
         <w:t>Designed crisis management protocols for financial systems ensuring business continuity.</w:t>
       </w:r>
     </w:p>
     <w:p>
       <w:pPr>
-        <w:spacing w:before="120" w:after="0"/>
-        <w:rPr>
-          <w:sz w:val="24"/>
-          <w:szCs w:val="28"/>
-        </w:rPr>
+        <w:spacing w:before="120" w:after="80"/>
       </w:pPr>
       <w:r>
         <w:rPr>
+          <w:rFonts w:ascii="Segoe UI" w:hAnsi="Segoe UI"/>
           <w:b/>
-          <w:color w:val="1E2A40"/>
-          <w:sz w:val="24"/>
-          <w:szCs w:val="28"/>
+          <w:color w:val="0F172A"/>
         </w:rPr>
         <w:t>BPSOFT</w:t>
       </w:r>
       <w:r>
         <w:rPr>
+          <w:rFonts w:ascii="Segoe UI" w:hAnsi="Segoe UI"/>
           <w:i/>
           <w:color w:val="555555"/>
-          <w:sz w:val="24"/>
-          <w:szCs w:val="28"/>
+          <w:sz w:val="20"/>
         </w:rPr>
         <w:t xml:space="preserve">  |  2010–2012</w:t>
       </w:r>
     </w:p>
     <w:p>
       <w:pPr>
-        <w:spacing w:after="0"/>
-        <w:rPr>
-          <w:sz w:val="24"/>
-          <w:szCs w:val="28"/>
-        </w:rPr>
+        <w:spacing w:after="80"/>
       </w:pPr>
       <w:r>
         <w:rPr>
+          <w:rFonts w:ascii="Segoe UI" w:hAnsi="Segoe UI"/>
           <w:b/>
-          <w:color w:val="2E4060"/>
-          <w:sz w:val="24"/>
-          <w:szCs w:val="28"/>
+          <w:color w:val="0F172A"/>
+          <w:sz w:val="21"/>
         </w:rPr>
         <w:t>Mobile Developer</w:t>
       </w:r>
     </w:p>
     <w:p>
       <w:pPr>
-        <w:spacing w:before="20" w:after="40"/>
-        <w:rPr>
-          <w:sz w:val="24"/>
-          <w:szCs w:val="28"/>
-        </w:rPr>
+        <w:spacing w:before="20" w:after="80"/>
       </w:pPr>
       <w:r>
         <w:rPr>
+          <w:rFonts w:ascii="Segoe UI" w:hAnsi="Segoe UI"/>
           <w:i/>
           <w:color w:val="555555"/>
-          <w:sz w:val="22"/>
-          <w:szCs w:val="28"/>
+          <w:sz w:val="20"/>
         </w:rPr>
         <w:t>Objective-C  ·  Swift  ·  PHP</w:t>
       </w:r>
@@ -2248,100 +1539,38 @@
     <w:p>
       <w:pPr>
         <w:pStyle w:val="Puntoelenco"/>
-        <w:spacing w:after="20"/>
+        <w:spacing w:after="80"/>
         <w:ind w:left="283" w:hanging="227"/>
-        <w:rPr>
-          <w:sz w:val="24"/>
-          <w:szCs w:val="28"/>
-        </w:rPr>
       </w:pPr>
       <w:r>
         <w:rPr>
+          <w:rFonts w:ascii="Segoe UI" w:hAnsi="Segoe UI"/>
           <w:color w:val="1E2A40"/>
-          <w:sz w:val="24"/>
-          <w:szCs w:val="28"/>
+          <w:sz w:val="20"/>
         </w:rPr>
         <w:t>Designed and launched 2 iOS apps (Objective-C + PHP backend) — 20,000+ downloads.</w:t>
       </w:r>
     </w:p>
     <w:p>
       <w:pPr>
-        <w:spacing w:before="120" w:after="40"/>
-        <w:rPr>
-          <w:sz w:val="24"/>
-          <w:szCs w:val="28"/>
-        </w:rPr>
+        <w:spacing w:before="120" w:after="80"/>
       </w:pPr>
       <w:r>
         <w:rPr>
+          <w:rFonts w:ascii="Segoe UI" w:hAnsi="Segoe UI"/>
           <w:b/>
-          <w:color w:val="1E2A40"/>
-          <w:sz w:val="24"/>
-          <w:szCs w:val="28"/>
+          <w:color w:val="0F172A"/>
+          <w:sz w:val="21"/>
         </w:rPr>
         <w:t xml:space="preserve">Earlier roles (2005–2010): </w:t>
       </w:r>
       <w:r>
         <w:rPr>
+          <w:rFonts w:ascii="Segoe UI" w:hAnsi="Segoe UI"/>
           <w:color w:val="1E2A40"/>
-          <w:sz w:val="24"/>
-          <w:szCs w:val="28"/>
+          <w:sz w:val="20"/>
         </w:rPr>
-        <w:t xml:space="preserve">Autogrill/Unisys · </w:t>
-      </w:r>
-      <w:proofErr w:type="spellStart"/>
-      <w:r>
-        <w:rPr>
-          <w:color w:val="1E2A40"/>
-          <w:sz w:val="24"/>
-          <w:szCs w:val="28"/>
-        </w:rPr>
-        <w:t>Epipoli</w:t>
-      </w:r>
-      <w:proofErr w:type="spellEnd"/>
-      <w:r>
-        <w:rPr>
-          <w:color w:val="1E2A40"/>
-          <w:sz w:val="24"/>
-          <w:szCs w:val="28"/>
-        </w:rPr>
-        <w:t xml:space="preserve"> · Mediobanca · Sanofi · </w:t>
-      </w:r>
-      <w:proofErr w:type="spellStart"/>
-      <w:r>
-        <w:rPr>
-          <w:color w:val="1E2A40"/>
-          <w:sz w:val="24"/>
-          <w:szCs w:val="28"/>
-        </w:rPr>
-        <w:t>Azcom</w:t>
-      </w:r>
-      <w:proofErr w:type="spellEnd"/>
-      <w:r>
-        <w:rPr>
-          <w:color w:val="1E2A40"/>
-          <w:sz w:val="24"/>
-          <w:szCs w:val="28"/>
-        </w:rPr>
-        <w:t xml:space="preserve"> Technology — Software Engineer / Team Lead. Stack: VB.NET, Oracle PL/SQL, C#, Oracle Forms, SharePoint, C++/Embedded CE. Led teams of 2–8 </w:t>
-      </w:r>
-      <w:proofErr w:type="spellStart"/>
-      <w:r>
-        <w:rPr>
-          <w:color w:val="1E2A40"/>
-          <w:sz w:val="24"/>
-          <w:szCs w:val="28"/>
-        </w:rPr>
-        <w:t>devs</w:t>
-      </w:r>
-      <w:proofErr w:type="spellEnd"/>
-      <w:r>
-        <w:rPr>
-          <w:color w:val="1E2A40"/>
-          <w:sz w:val="24"/>
-          <w:szCs w:val="28"/>
-        </w:rPr>
-        <w:t xml:space="preserve"> in enterprise projects for major Italian corporates.</w:t>
+        <w:t>Autogrill/Unisys · Epipoli · Mediobanca · Sanofi · Azcom Technology — Software Engineer / Team Lead. Stack: VB.NET, Oracle PL/SQL, C#, Oracle Forms, SharePoint, C++/Embedded CE. Led teams of 2–8 devs in enterprise projects for major Italian corporates.</w:t>
       </w:r>
     </w:p>
     <w:p>
@@ -2349,18 +1578,13 @@
         <w:pBdr>
           <w:bottom w:val="single" w:sz="8" w:space="2" w:color="1659C5"/>
         </w:pBdr>
-        <w:spacing w:before="200" w:after="40"/>
-        <w:rPr>
-          <w:sz w:val="24"/>
-          <w:szCs w:val="28"/>
-        </w:rPr>
+        <w:spacing w:before="200" w:after="80"/>
       </w:pPr>
       <w:r>
         <w:rPr>
+          <w:rFonts w:ascii="Segoe UI" w:hAnsi="Segoe UI"/>
           <w:b/>
-          <w:color w:val="1659C5"/>
-          <w:sz w:val="24"/>
-          <w:szCs w:val="28"/>
+          <w:color w:val="0F172A"/>
         </w:rPr>
         <w:t>CORE COMPETENCIES</w:t>
       </w:r>
@@ -2369,6 +1593,14 @@
       <w:tblPr>
         <w:tblW w:w="0" w:type="auto"/>
         <w:tblLook w:val="04A0" w:firstRow="1" w:lastRow="0" w:firstColumn="1" w:lastColumn="0" w:noHBand="0" w:noVBand="1"/>
+        <w:tblBorders>
+          <w:top w:val="none" w:sz="0" w:space="0" w:color="auto"/>
+          <w:left w:val="none" w:sz="0" w:space="0" w:color="auto"/>
+          <w:bottom w:val="none" w:sz="0" w:space="0" w:color="auto"/>
+          <w:right w:val="none" w:sz="0" w:space="0" w:color="auto"/>
+          <w:insideH w:val="none" w:sz="0" w:space="0" w:color="auto"/>
+          <w:insideV w:val="none" w:sz="0" w:space="0" w:color="auto"/>
+        </w:tblBorders>
       </w:tblPr>
       <w:tblGrid>
         <w:gridCol w:w="5100"/>
@@ -2378,22 +1610,19 @@
         <w:tc>
           <w:tcPr>
             <w:tcW w:w="5100" w:type="dxa"/>
-            <w:shd w:val="clear" w:color="auto" w:fill="F0F4FF"/>
+            <w:shd w:fill="0F172A" w:val="clear"/>
           </w:tcPr>
           <w:p>
             <w:pPr>
-              <w:spacing w:before="40" w:after="40"/>
-              <w:rPr>
-                <w:sz w:val="24"/>
-                <w:szCs w:val="28"/>
-              </w:rPr>
+              <w:spacing w:before="120" w:after="120"/>
+              <w:jc w:val="center"/>
             </w:pPr>
             <w:r>
               <w:rPr>
+                <w:rFonts w:ascii="Segoe UI" w:hAnsi="Segoe UI"/>
                 <w:b/>
-                <w:color w:val="1659C5"/>
-                <w:sz w:val="22"/>
-                <w:szCs w:val="28"/>
+                <w:color w:val="FFFFFF"/>
+                <w:sz w:val="18"/>
               </w:rPr>
               <w:t>AI / LLM Engineering</w:t>
             </w:r>
@@ -2402,21 +1631,17 @@
         <w:tc>
           <w:tcPr>
             <w:tcW w:w="5100" w:type="dxa"/>
-            <w:shd w:val="clear" w:color="auto" w:fill="F0F4FF"/>
+            <w:shd w:fill="F1F5F9" w:val="clear"/>
           </w:tcPr>
           <w:p>
             <w:pPr>
-              <w:spacing w:before="40" w:after="40"/>
-              <w:rPr>
-                <w:sz w:val="24"/>
-                <w:szCs w:val="28"/>
-              </w:rPr>
+              <w:spacing w:before="80" w:after="80"/>
             </w:pPr>
             <w:r>
               <w:rPr>
-                <w:color w:val="1E2A40"/>
-                <w:sz w:val="22"/>
-                <w:szCs w:val="28"/>
+                <w:rFonts w:ascii="Segoe UI" w:hAnsi="Segoe UI"/>
+                <w:color w:val="334155"/>
+                <w:sz w:val="18"/>
               </w:rPr>
               <w:t>Claude (Opus/Sonnet/Haiku) · AWS Bedrock · Anthropic SDK · Multi-Agent Orchestration · Prompt Engineering · LLM CI/CD Integration · RAG · Python AI</w:t>
             </w:r>
@@ -2427,21 +1652,19 @@
         <w:tc>
           <w:tcPr>
             <w:tcW w:w="5100" w:type="dxa"/>
+            <w:shd w:fill="0F172A" w:val="clear"/>
           </w:tcPr>
           <w:p>
             <w:pPr>
-              <w:spacing w:before="40" w:after="40"/>
-              <w:rPr>
-                <w:sz w:val="24"/>
-                <w:szCs w:val="28"/>
-              </w:rPr>
+              <w:spacing w:before="120" w:after="120"/>
+              <w:jc w:val="center"/>
             </w:pPr>
             <w:r>
               <w:rPr>
+                <w:rFonts w:ascii="Segoe UI" w:hAnsi="Segoe UI"/>
                 <w:b/>
-                <w:color w:val="1659C5"/>
-                <w:sz w:val="22"/>
-                <w:szCs w:val="28"/>
+                <w:color w:val="FFFFFF"/>
+                <w:sz w:val="18"/>
               </w:rPr>
               <w:t>Languages &amp; Ecosystems</w:t>
             </w:r>
@@ -2450,20 +1673,17 @@
         <w:tc>
           <w:tcPr>
             <w:tcW w:w="5100" w:type="dxa"/>
+            <w:shd w:fill="F1F5F9" w:val="clear"/>
           </w:tcPr>
           <w:p>
             <w:pPr>
-              <w:spacing w:before="40" w:after="40"/>
-              <w:rPr>
-                <w:sz w:val="24"/>
-                <w:szCs w:val="28"/>
-              </w:rPr>
+              <w:spacing w:before="80" w:after="80"/>
             </w:pPr>
             <w:r>
               <w:rPr>
-                <w:color w:val="1E2A40"/>
-                <w:sz w:val="22"/>
-                <w:szCs w:val="28"/>
+                <w:rFonts w:ascii="Segoe UI" w:hAnsi="Segoe UI"/>
+                <w:color w:val="334155"/>
+                <w:sz w:val="18"/>
               </w:rPr>
               <w:t>C# .NET 8/Core (20 yrs) · Python (7 yrs) · TypeScript/JavaScript (15 yrs) · Java 21 Spring Boot (4 yrs) · Swift/Obj-C · PHP · VB.NET</w:t>
             </w:r>
@@ -2474,22 +1694,19 @@
         <w:tc>
           <w:tcPr>
             <w:tcW w:w="5100" w:type="dxa"/>
-            <w:shd w:val="clear" w:color="auto" w:fill="F0F4FF"/>
+            <w:shd w:fill="0F172A" w:val="clear"/>
           </w:tcPr>
           <w:p>
             <w:pPr>
-              <w:spacing w:before="40" w:after="40"/>
-              <w:rPr>
-                <w:sz w:val="24"/>
-                <w:szCs w:val="28"/>
-              </w:rPr>
+              <w:spacing w:before="120" w:after="120"/>
+              <w:jc w:val="center"/>
             </w:pPr>
             <w:r>
               <w:rPr>
+                <w:rFonts w:ascii="Segoe UI" w:hAnsi="Segoe UI"/>
                 <w:b/>
-                <w:color w:val="1659C5"/>
-                <w:sz w:val="22"/>
-                <w:szCs w:val="28"/>
+                <w:color w:val="FFFFFF"/>
+                <w:sz w:val="18"/>
               </w:rPr>
               <w:t>Frontend / Mobile</w:t>
             </w:r>
@@ -2498,59 +1715,19 @@
         <w:tc>
           <w:tcPr>
             <w:tcW w:w="5100" w:type="dxa"/>
-            <w:shd w:val="clear" w:color="auto" w:fill="F0F4FF"/>
+            <w:shd w:fill="F1F5F9" w:val="clear"/>
           </w:tcPr>
           <w:p>
             <w:pPr>
-              <w:spacing w:before="40" w:after="40"/>
-              <w:rPr>
-                <w:sz w:val="24"/>
-                <w:szCs w:val="28"/>
-              </w:rPr>
+              <w:spacing w:before="80" w:after="80"/>
             </w:pPr>
             <w:r>
               <w:rPr>
-                <w:color w:val="1E2A40"/>
-                <w:sz w:val="22"/>
-                <w:szCs w:val="28"/>
+                <w:rFonts w:ascii="Segoe UI" w:hAnsi="Segoe UI"/>
+                <w:color w:val="334155"/>
+                <w:sz w:val="18"/>
               </w:rPr>
-              <w:t xml:space="preserve">Angular 17+ · Ionic Angular · Blazor · .NET MAUI · React · </w:t>
-            </w:r>
-            <w:proofErr w:type="spellStart"/>
-            <w:r>
-              <w:rPr>
-                <w:color w:val="1E2A40"/>
-                <w:sz w:val="22"/>
-                <w:szCs w:val="28"/>
-              </w:rPr>
-              <w:t>RxJS</w:t>
-            </w:r>
-            <w:proofErr w:type="spellEnd"/>
-            <w:r>
-              <w:rPr>
-                <w:color w:val="1E2A40"/>
-                <w:sz w:val="22"/>
-                <w:szCs w:val="28"/>
-              </w:rPr>
-              <w:t>/</w:t>
-            </w:r>
-            <w:proofErr w:type="spellStart"/>
-            <w:r>
-              <w:rPr>
-                <w:color w:val="1E2A40"/>
-                <w:sz w:val="22"/>
-                <w:szCs w:val="28"/>
-              </w:rPr>
-              <w:t>NgRx</w:t>
-            </w:r>
-            <w:proofErr w:type="spellEnd"/>
-            <w:r>
-              <w:rPr>
-                <w:color w:val="1E2A40"/>
-                <w:sz w:val="22"/>
-                <w:szCs w:val="28"/>
-              </w:rPr>
-              <w:t xml:space="preserve"> · TypeScript · SCSS/HTML5</w:t>
+              <w:t>Angular 17+ · Ionic Angular · Blazor · .NET MAUI · React · RxJS/NgRx · TypeScript · SCSS/HTML5</w:t>
             </w:r>
           </w:p>
         </w:tc>
@@ -2559,21 +1736,19 @@
         <w:tc>
           <w:tcPr>
             <w:tcW w:w="5100" w:type="dxa"/>
+            <w:shd w:fill="0F172A" w:val="clear"/>
           </w:tcPr>
           <w:p>
             <w:pPr>
-              <w:spacing w:before="40" w:after="40"/>
-              <w:rPr>
-                <w:sz w:val="24"/>
-                <w:szCs w:val="28"/>
-              </w:rPr>
+              <w:spacing w:before="120" w:after="120"/>
+              <w:jc w:val="center"/>
             </w:pPr>
             <w:r>
               <w:rPr>
+                <w:rFonts w:ascii="Segoe UI" w:hAnsi="Segoe UI"/>
                 <w:b/>
-                <w:color w:val="1659C5"/>
-                <w:sz w:val="22"/>
-                <w:szCs w:val="28"/>
+                <w:color w:val="FFFFFF"/>
+                <w:sz w:val="18"/>
               </w:rPr>
               <w:t>Cloud &amp; DevOps</w:t>
             </w:r>
@@ -2582,20 +1757,17 @@
         <w:tc>
           <w:tcPr>
             <w:tcW w:w="5100" w:type="dxa"/>
+            <w:shd w:fill="F1F5F9" w:val="clear"/>
           </w:tcPr>
           <w:p>
             <w:pPr>
-              <w:spacing w:before="40" w:after="40"/>
-              <w:rPr>
-                <w:sz w:val="24"/>
-                <w:szCs w:val="28"/>
-              </w:rPr>
+              <w:spacing w:before="80" w:after="80"/>
             </w:pPr>
             <w:r>
               <w:rPr>
-                <w:color w:val="1E2A40"/>
-                <w:sz w:val="22"/>
-                <w:szCs w:val="28"/>
+                <w:rFonts w:ascii="Segoe UI" w:hAnsi="Segoe UI"/>
+                <w:color w:val="334155"/>
+                <w:sz w:val="18"/>
               </w:rPr>
               <w:t>Azure (AKS, PaaS, Functions, Key Vault, Service Bus) · AWS Bedrock · Kubernetes · Docker · GitHub Actions · GitLab CI · Azure DevOps · Terraform</w:t>
             </w:r>
@@ -2606,22 +1778,19 @@
         <w:tc>
           <w:tcPr>
             <w:tcW w:w="5100" w:type="dxa"/>
-            <w:shd w:val="clear" w:color="auto" w:fill="F0F4FF"/>
+            <w:shd w:fill="0F172A" w:val="clear"/>
           </w:tcPr>
           <w:p>
             <w:pPr>
-              <w:spacing w:before="40" w:after="40"/>
-              <w:rPr>
-                <w:sz w:val="24"/>
-                <w:szCs w:val="28"/>
-              </w:rPr>
+              <w:spacing w:before="120" w:after="120"/>
+              <w:jc w:val="center"/>
             </w:pPr>
             <w:r>
               <w:rPr>
+                <w:rFonts w:ascii="Segoe UI" w:hAnsi="Segoe UI"/>
                 <w:b/>
-                <w:color w:val="1659C5"/>
-                <w:sz w:val="22"/>
-                <w:szCs w:val="28"/>
+                <w:color w:val="FFFFFF"/>
+                <w:sz w:val="18"/>
               </w:rPr>
               <w:t>Observability &amp; Resilience</w:t>
             </w:r>
@@ -2630,33 +1799,19 @@
         <w:tc>
           <w:tcPr>
             <w:tcW w:w="5100" w:type="dxa"/>
-            <w:shd w:val="clear" w:color="auto" w:fill="F0F4FF"/>
+            <w:shd w:fill="F1F5F9" w:val="clear"/>
           </w:tcPr>
           <w:p>
             <w:pPr>
-              <w:spacing w:before="40" w:after="40"/>
-              <w:rPr>
-                <w:sz w:val="24"/>
-                <w:szCs w:val="28"/>
-              </w:rPr>
+              <w:spacing w:before="80" w:after="80"/>
             </w:pPr>
-            <w:proofErr w:type="spellStart"/>
             <w:r>
               <w:rPr>
-                <w:color w:val="1E2A40"/>
-                <w:sz w:val="22"/>
-                <w:szCs w:val="28"/>
+                <w:rFonts w:ascii="Segoe UI" w:hAnsi="Segoe UI"/>
+                <w:color w:val="334155"/>
+                <w:sz w:val="18"/>
               </w:rPr>
-              <w:t>OpenTelemetry</w:t>
-            </w:r>
-            <w:proofErr w:type="spellEnd"/>
-            <w:r>
-              <w:rPr>
-                <w:color w:val="1E2A40"/>
-                <w:sz w:val="22"/>
-                <w:szCs w:val="28"/>
-              </w:rPr>
-              <w:t xml:space="preserve"> · Prometheus · Grafana · Polly (Circuit Breaker, Retry, Bulkhead) · Structured JSON Logging · Health/Readiness Probes · SLI/SLO/SLA</w:t>
+              <w:t>OpenTelemetry · Prometheus · Grafana · Polly (Circuit Breaker, Retry, Bulkhead) · Structured JSON Logging · Health/Readiness Probes · SLI/SLO/SLA</w:t>
             </w:r>
           </w:p>
         </w:tc>
@@ -2665,21 +1820,19 @@
         <w:tc>
           <w:tcPr>
             <w:tcW w:w="5100" w:type="dxa"/>
+            <w:shd w:fill="0F172A" w:val="clear"/>
           </w:tcPr>
           <w:p>
             <w:pPr>
-              <w:spacing w:before="40" w:after="40"/>
-              <w:rPr>
-                <w:sz w:val="24"/>
-                <w:szCs w:val="28"/>
-              </w:rPr>
+              <w:spacing w:before="120" w:after="120"/>
+              <w:jc w:val="center"/>
             </w:pPr>
             <w:r>
               <w:rPr>
+                <w:rFonts w:ascii="Segoe UI" w:hAnsi="Segoe UI"/>
                 <w:b/>
-                <w:color w:val="1659C5"/>
-                <w:sz w:val="22"/>
-                <w:szCs w:val="28"/>
+                <w:color w:val="FFFFFF"/>
+                <w:sz w:val="18"/>
               </w:rPr>
               <w:t>Security &amp; Compliance</w:t>
             </w:r>
@@ -2688,20 +1841,17 @@
         <w:tc>
           <w:tcPr>
             <w:tcW w:w="5100" w:type="dxa"/>
+            <w:shd w:fill="F1F5F9" w:val="clear"/>
           </w:tcPr>
           <w:p>
             <w:pPr>
-              <w:spacing w:before="40" w:after="40"/>
-              <w:rPr>
-                <w:sz w:val="24"/>
-                <w:szCs w:val="28"/>
-              </w:rPr>
+              <w:spacing w:before="80" w:after="80"/>
             </w:pPr>
             <w:r>
               <w:rPr>
-                <w:color w:val="1E2A40"/>
-                <w:sz w:val="22"/>
-                <w:szCs w:val="28"/>
+                <w:rFonts w:ascii="Segoe UI" w:hAnsi="Segoe UI"/>
+                <w:color w:val="334155"/>
+                <w:sz w:val="18"/>
               </w:rPr>
               <w:t>OWASP Top 10 · GDPR · Fiscal/SIAE Compliance · PCI DSS · OAuth2/OIDC · JWT · SAST · Secret Management · Azure AD / Identity Server</w:t>
             </w:r>
@@ -2712,22 +1862,19 @@
         <w:tc>
           <w:tcPr>
             <w:tcW w:w="5100" w:type="dxa"/>
-            <w:shd w:val="clear" w:color="auto" w:fill="F0F4FF"/>
+            <w:shd w:fill="0F172A" w:val="clear"/>
           </w:tcPr>
           <w:p>
             <w:pPr>
-              <w:spacing w:before="40" w:after="40"/>
-              <w:rPr>
-                <w:sz w:val="24"/>
-                <w:szCs w:val="28"/>
-              </w:rPr>
+              <w:spacing w:before="120" w:after="120"/>
+              <w:jc w:val="center"/>
             </w:pPr>
             <w:r>
               <w:rPr>
+                <w:rFonts w:ascii="Segoe UI" w:hAnsi="Segoe UI"/>
                 <w:b/>
-                <w:color w:val="1659C5"/>
-                <w:sz w:val="22"/>
-                <w:szCs w:val="28"/>
+                <w:color w:val="FFFFFF"/>
+                <w:sz w:val="18"/>
               </w:rPr>
               <w:t>Architecture &amp; Patterns</w:t>
             </w:r>
@@ -2736,59 +1883,19 @@
         <w:tc>
           <w:tcPr>
             <w:tcW w:w="5100" w:type="dxa"/>
-            <w:shd w:val="clear" w:color="auto" w:fill="F0F4FF"/>
+            <w:shd w:fill="F1F5F9" w:val="clear"/>
           </w:tcPr>
           <w:p>
             <w:pPr>
-              <w:spacing w:before="40" w:after="40"/>
-              <w:rPr>
-                <w:sz w:val="24"/>
-                <w:szCs w:val="28"/>
-              </w:rPr>
+              <w:spacing w:before="80" w:after="80"/>
             </w:pPr>
             <w:r>
               <w:rPr>
-                <w:color w:val="1E2A40"/>
-                <w:sz w:val="22"/>
-                <w:szCs w:val="28"/>
+                <w:rFonts w:ascii="Segoe UI" w:hAnsi="Segoe UI"/>
+                <w:color w:val="334155"/>
+                <w:sz w:val="18"/>
               </w:rPr>
-              <w:t xml:space="preserve">Microservices · DDD · Clean/Onion Architecture · SCS · CQRS · Event Sourcing · </w:t>
-            </w:r>
-            <w:proofErr w:type="spellStart"/>
-            <w:r>
-              <w:rPr>
-                <w:color w:val="1E2A40"/>
-                <w:sz w:val="22"/>
-                <w:szCs w:val="28"/>
-              </w:rPr>
-              <w:t>gRPC</w:t>
-            </w:r>
-            <w:proofErr w:type="spellEnd"/>
-            <w:r>
-              <w:rPr>
-                <w:color w:val="1E2A40"/>
-                <w:sz w:val="22"/>
-                <w:szCs w:val="28"/>
-              </w:rPr>
-              <w:t xml:space="preserve"> · REST/</w:t>
-            </w:r>
-            <w:proofErr w:type="spellStart"/>
-            <w:r>
-              <w:rPr>
-                <w:color w:val="1E2A40"/>
-                <w:sz w:val="22"/>
-                <w:szCs w:val="28"/>
-              </w:rPr>
-              <w:t>OpenAPI</w:t>
-            </w:r>
-            <w:proofErr w:type="spellEnd"/>
-            <w:r>
-              <w:rPr>
-                <w:color w:val="1E2A40"/>
-                <w:sz w:val="22"/>
-                <w:szCs w:val="28"/>
-              </w:rPr>
-              <w:t xml:space="preserve"> 3.x · ADR · SOLID · Result/Mediator Pattern</w:t>
+              <w:t>Microservices · DDD · Clean/Onion Architecture · SCS · CQRS · Event Sourcing · gRPC · REST/OpenAPI 3.x · ADR · SOLID · Result/Mediator Pattern</w:t>
             </w:r>
           </w:p>
         </w:tc>
@@ -2797,21 +1904,19 @@
         <w:tc>
           <w:tcPr>
             <w:tcW w:w="5100" w:type="dxa"/>
+            <w:shd w:fill="0F172A" w:val="clear"/>
           </w:tcPr>
           <w:p>
             <w:pPr>
-              <w:spacing w:before="40" w:after="40"/>
-              <w:rPr>
-                <w:sz w:val="24"/>
-                <w:szCs w:val="28"/>
-              </w:rPr>
+              <w:spacing w:before="120" w:after="120"/>
+              <w:jc w:val="center"/>
             </w:pPr>
             <w:r>
               <w:rPr>
+                <w:rFonts w:ascii="Segoe UI" w:hAnsi="Segoe UI"/>
                 <w:b/>
-                <w:color w:val="1659C5"/>
-                <w:sz w:val="22"/>
-                <w:szCs w:val="28"/>
+                <w:color w:val="FFFFFF"/>
+                <w:sz w:val="18"/>
               </w:rPr>
               <w:t>Databases</w:t>
             </w:r>
@@ -2820,20 +1925,17 @@
         <w:tc>
           <w:tcPr>
             <w:tcW w:w="5100" w:type="dxa"/>
+            <w:shd w:fill="F1F5F9" w:val="clear"/>
           </w:tcPr>
           <w:p>
             <w:pPr>
-              <w:spacing w:before="40" w:after="40"/>
-              <w:rPr>
-                <w:sz w:val="24"/>
-                <w:szCs w:val="28"/>
-              </w:rPr>
+              <w:spacing w:before="80" w:after="80"/>
             </w:pPr>
             <w:r>
               <w:rPr>
-                <w:color w:val="1E2A40"/>
-                <w:sz w:val="22"/>
-                <w:szCs w:val="28"/>
+                <w:rFonts w:ascii="Segoe UI" w:hAnsi="Segoe UI"/>
+                <w:color w:val="334155"/>
+                <w:sz w:val="18"/>
               </w:rPr>
               <w:t>MS SQL Server (15 yrs) · Oracle/PL-SQL (10 yrs) · MongoDB · Cosmos DB · MySQL · Redis</w:t>
             </w:r>
@@ -2844,22 +1946,19 @@
         <w:tc>
           <w:tcPr>
             <w:tcW w:w="5100" w:type="dxa"/>
-            <w:shd w:val="clear" w:color="auto" w:fill="F0F4FF"/>
+            <w:shd w:fill="0F172A" w:val="clear"/>
           </w:tcPr>
           <w:p>
             <w:pPr>
-              <w:spacing w:before="40" w:after="40"/>
-              <w:rPr>
-                <w:sz w:val="24"/>
-                <w:szCs w:val="28"/>
-              </w:rPr>
+              <w:spacing w:before="120" w:after="120"/>
+              <w:jc w:val="center"/>
             </w:pPr>
             <w:r>
               <w:rPr>
+                <w:rFonts w:ascii="Segoe UI" w:hAnsi="Segoe UI"/>
                 <w:b/>
-                <w:color w:val="1659C5"/>
-                <w:sz w:val="22"/>
-                <w:szCs w:val="28"/>
+                <w:color w:val="FFFFFF"/>
+                <w:sz w:val="18"/>
               </w:rPr>
               <w:t>Leadership &amp; Methodology</w:t>
             </w:r>
@@ -2868,21 +1967,17 @@
         <w:tc>
           <w:tcPr>
             <w:tcW w:w="5100" w:type="dxa"/>
-            <w:shd w:val="clear" w:color="auto" w:fill="F0F4FF"/>
+            <w:shd w:fill="F1F5F9" w:val="clear"/>
           </w:tcPr>
           <w:p>
             <w:pPr>
-              <w:spacing w:before="40" w:after="40"/>
-              <w:rPr>
-                <w:sz w:val="24"/>
-                <w:szCs w:val="28"/>
-              </w:rPr>
+              <w:spacing w:before="80" w:after="80"/>
             </w:pPr>
             <w:r>
               <w:rPr>
-                <w:color w:val="1E2A40"/>
-                <w:sz w:val="22"/>
-                <w:szCs w:val="28"/>
+                <w:rFonts w:ascii="Segoe UI" w:hAnsi="Segoe UI"/>
+                <w:color w:val="334155"/>
+                <w:sz w:val="18"/>
               </w:rPr>
               <w:t>Agile/Scrum/Kanban · Team Building &amp; Mentoring · NLP Coaching · Psychological Safety · Velocity &amp; KPI Tracking · Jira · Confluence · Magic Estimation</w:t>
             </w:r>
@@ -2892,11 +1987,7 @@
     </w:tbl>
     <w:p>
       <w:pPr>
-        <w:spacing w:before="40" w:after="0"/>
-        <w:rPr>
-          <w:sz w:val="24"/>
-          <w:szCs w:val="28"/>
-        </w:rPr>
+        <w:spacing w:before="40" w:after="80"/>
       </w:pPr>
     </w:p>
     <w:p>
@@ -2904,153 +1995,173 @@
         <w:pBdr>
           <w:bottom w:val="single" w:sz="8" w:space="2" w:color="1659C5"/>
         </w:pBdr>
-        <w:spacing w:before="200" w:after="40"/>
-        <w:rPr>
-          <w:sz w:val="24"/>
-          <w:szCs w:val="28"/>
-        </w:rPr>
+        <w:spacing w:before="200" w:after="80"/>
       </w:pPr>
       <w:r>
         <w:rPr>
+          <w:rFonts w:ascii="Segoe UI" w:hAnsi="Segoe UI"/>
           <w:b/>
-          <w:color w:val="1659C5"/>
-          <w:sz w:val="24"/>
-          <w:szCs w:val="28"/>
+          <w:color w:val="0F172A"/>
         </w:rPr>
         <w:t>EDUCATION &amp; CERTIFICATIONS</w:t>
       </w:r>
     </w:p>
     <w:p>
       <w:pPr>
-        <w:spacing w:before="20" w:after="20"/>
+        <w:spacing w:before="20" w:after="80"/>
         <w:ind w:left="170"/>
-        <w:rPr>
-          <w:sz w:val="24"/>
-          <w:szCs w:val="28"/>
-        </w:rPr>
       </w:pPr>
       <w:r>
         <w:rPr>
+          <w:rFonts w:ascii="Segoe UI" w:hAnsi="Segoe UI"/>
           <w:b/>
-          <w:color w:val="1659C5"/>
-          <w:sz w:val="22"/>
-          <w:szCs w:val="28"/>
+          <w:color w:val="0F172A"/>
+          <w:sz w:val="21"/>
         </w:rPr>
-        <w:t xml:space="preserve">▸  </w:t>
+        <w:t>▸</w:t>
       </w:r>
       <w:r>
         <w:rPr>
+          <w:rFonts w:ascii="Segoe UI" w:hAnsi="Segoe UI"/>
+          <w:b/>
+          <w:color w:val="0F172A"/>
+          <w:sz w:val="21"/>
+        </w:rPr>
+        <w:t xml:space="preserve">  </w:t>
+      </w:r>
+      <w:r>
+        <w:rPr>
+          <w:rFonts w:ascii="Segoe UI" w:hAnsi="Segoe UI"/>
           <w:color w:val="1E2A40"/>
-          <w:sz w:val="24"/>
-          <w:szCs w:val="28"/>
+          <w:sz w:val="20"/>
         </w:rPr>
         <w:t>M.Sc. Computer Science (5-year degree, 107/110)  —  Università degli Studi di Milano-Bicocca  ·  1997–2002</w:t>
       </w:r>
     </w:p>
     <w:p>
       <w:pPr>
-        <w:spacing w:before="20" w:after="20"/>
+        <w:spacing w:before="20" w:after="80"/>
         <w:ind w:left="170"/>
-        <w:rPr>
-          <w:sz w:val="24"/>
-          <w:szCs w:val="28"/>
-        </w:rPr>
       </w:pPr>
       <w:r>
         <w:rPr>
+          <w:rFonts w:ascii="Segoe UI" w:hAnsi="Segoe UI"/>
           <w:b/>
-          <w:color w:val="1659C5"/>
-          <w:sz w:val="22"/>
-          <w:szCs w:val="28"/>
+          <w:color w:val="0F172A"/>
+          <w:sz w:val="21"/>
         </w:rPr>
-        <w:t xml:space="preserve">▸  </w:t>
+        <w:t>▸</w:t>
       </w:r>
       <w:r>
         <w:rPr>
+          <w:rFonts w:ascii="Segoe UI" w:hAnsi="Segoe UI"/>
+          <w:b/>
+          <w:color w:val="0F172A"/>
+          <w:sz w:val="21"/>
+        </w:rPr>
+        <w:t xml:space="preserve">  </w:t>
+      </w:r>
+      <w:r>
+        <w:rPr>
+          <w:rFonts w:ascii="Segoe UI" w:hAnsi="Segoe UI"/>
           <w:color w:val="1E2A40"/>
-          <w:sz w:val="24"/>
-          <w:szCs w:val="28"/>
+          <w:sz w:val="20"/>
         </w:rPr>
         <w:t>High School Diploma in IT (58/60)  —  I.T.I.S. Marie Curie Milano  ·  1991–1996</w:t>
       </w:r>
     </w:p>
     <w:p>
       <w:pPr>
-        <w:spacing w:before="20" w:after="20"/>
+        <w:spacing w:before="20" w:after="80"/>
         <w:ind w:left="170"/>
-        <w:rPr>
-          <w:sz w:val="24"/>
-          <w:szCs w:val="28"/>
-        </w:rPr>
       </w:pPr>
       <w:r>
         <w:rPr>
+          <w:rFonts w:ascii="Segoe UI" w:hAnsi="Segoe UI"/>
           <w:b/>
-          <w:color w:val="1659C5"/>
-          <w:sz w:val="22"/>
-          <w:szCs w:val="28"/>
+          <w:color w:val="0F172A"/>
+          <w:sz w:val="21"/>
         </w:rPr>
-        <w:t xml:space="preserve">▸  </w:t>
+        <w:t>▸</w:t>
       </w:r>
       <w:r>
         <w:rPr>
+          <w:rFonts w:ascii="Segoe UI" w:hAnsi="Segoe UI"/>
+          <w:b/>
+          <w:color w:val="0F172A"/>
+          <w:sz w:val="21"/>
+        </w:rPr>
+        <w:t xml:space="preserve">  </w:t>
+      </w:r>
+      <w:r>
+        <w:rPr>
+          <w:rFonts w:ascii="Segoe UI" w:hAnsi="Segoe UI"/>
           <w:color w:val="1E2A40"/>
-          <w:sz w:val="24"/>
-          <w:szCs w:val="28"/>
+          <w:sz w:val="20"/>
         </w:rPr>
         <w:t>Certified NLP Counselor  —  PNL Meta  ·  2010–2013</w:t>
       </w:r>
     </w:p>
     <w:p>
       <w:pPr>
-        <w:spacing w:before="20" w:after="20"/>
+        <w:spacing w:before="20" w:after="80"/>
         <w:ind w:left="170"/>
-        <w:rPr>
-          <w:sz w:val="24"/>
-          <w:szCs w:val="28"/>
-        </w:rPr>
       </w:pPr>
       <w:r>
         <w:rPr>
+          <w:rFonts w:ascii="Segoe UI" w:hAnsi="Segoe UI"/>
           <w:b/>
-          <w:color w:val="1659C5"/>
-          <w:sz w:val="22"/>
-          <w:szCs w:val="28"/>
+          <w:color w:val="0F172A"/>
+          <w:sz w:val="21"/>
         </w:rPr>
-        <w:t xml:space="preserve">▸  </w:t>
+        <w:t>▸</w:t>
       </w:r>
       <w:r>
         <w:rPr>
+          <w:rFonts w:ascii="Segoe UI" w:hAnsi="Segoe UI"/>
+          <w:b/>
+          <w:color w:val="0F172A"/>
+          <w:sz w:val="21"/>
+        </w:rPr>
+        <w:t xml:space="preserve">  </w:t>
+      </w:r>
+      <w:r>
+        <w:rPr>
+          <w:rFonts w:ascii="Segoe UI" w:hAnsi="Segoe UI"/>
           <w:color w:val="1E2A40"/>
-          <w:sz w:val="24"/>
-          <w:szCs w:val="28"/>
+          <w:sz w:val="20"/>
         </w:rPr>
         <w:t>Certified Yoga Teacher  —  Hara Yoga  ·  2003–present</w:t>
       </w:r>
     </w:p>
     <w:p>
       <w:pPr>
-        <w:spacing w:before="20" w:after="20"/>
+        <w:spacing w:before="20" w:after="80"/>
         <w:ind w:left="170"/>
-        <w:rPr>
-          <w:sz w:val="24"/>
-          <w:szCs w:val="28"/>
-        </w:rPr>
       </w:pPr>
       <w:r>
         <w:rPr>
+          <w:rFonts w:ascii="Segoe UI" w:hAnsi="Segoe UI"/>
           <w:b/>
-          <w:color w:val="1659C5"/>
-          <w:sz w:val="22"/>
-          <w:szCs w:val="28"/>
+          <w:color w:val="0F172A"/>
+          <w:sz w:val="21"/>
         </w:rPr>
-        <w:t xml:space="preserve">▸  </w:t>
+        <w:t>▸</w:t>
       </w:r>
       <w:r>
         <w:rPr>
+          <w:rFonts w:ascii="Segoe UI" w:hAnsi="Segoe UI"/>
+          <w:b/>
+          <w:color w:val="0F172A"/>
+          <w:sz w:val="21"/>
+        </w:rPr>
+        <w:t xml:space="preserve">  </w:t>
+      </w:r>
+      <w:r>
+        <w:rPr>
+          <w:rFonts w:ascii="Segoe UI" w:hAnsi="Segoe UI"/>
           <w:color w:val="1E2A40"/>
-          <w:sz w:val="24"/>
-          <w:szCs w:val="28"/>
+          <w:sz w:val="20"/>
         </w:rPr>
         <w:t>Continuous training: Azure Cloud · DevOps · Security · Microservices · Python · AI/LLM Engineering</w:t>
       </w:r>
@@ -3060,44 +2171,35 @@
         <w:pBdr>
           <w:bottom w:val="single" w:sz="8" w:space="2" w:color="1659C5"/>
         </w:pBdr>
-        <w:spacing w:before="200" w:after="40"/>
-        <w:rPr>
-          <w:sz w:val="24"/>
-          <w:szCs w:val="28"/>
-        </w:rPr>
+        <w:spacing w:before="200" w:after="80"/>
       </w:pPr>
       <w:r>
         <w:rPr>
+          <w:rFonts w:ascii="Segoe UI" w:hAnsi="Segoe UI"/>
           <w:b/>
-          <w:color w:val="1659C5"/>
-          <w:sz w:val="24"/>
-          <w:szCs w:val="28"/>
+          <w:color w:val="0F172A"/>
         </w:rPr>
         <w:t>LANGUAGES</w:t>
       </w:r>
     </w:p>
     <w:p>
       <w:pPr>
-        <w:spacing w:before="40" w:after="40"/>
-        <w:rPr>
-          <w:sz w:val="24"/>
-          <w:szCs w:val="28"/>
-        </w:rPr>
+        <w:spacing w:before="40" w:after="80"/>
       </w:pPr>
       <w:r>
         <w:rPr>
+          <w:rFonts w:ascii="Segoe UI" w:hAnsi="Segoe UI"/>
           <w:b/>
-          <w:color w:val="1E2A40"/>
-          <w:sz w:val="24"/>
-          <w:szCs w:val="28"/>
+          <w:color w:val="0F172A"/>
+          <w:sz w:val="21"/>
         </w:rPr>
         <w:t>Italian: Native</w:t>
       </w:r>
       <w:r>
         <w:rPr>
+          <w:rFonts w:ascii="Segoe UI" w:hAnsi="Segoe UI"/>
           <w:color w:val="1E2A40"/>
-          <w:sz w:val="24"/>
-          <w:szCs w:val="28"/>
+          <w:sz w:val="20"/>
         </w:rPr>
         <w:t xml:space="preserve">   |   English: C1 Reading / B2 Writing / B1 Speaking   |   Spanish: B1 Reading / A2 Writing</w:t>
       </w:r>
@@ -3107,274 +2209,279 @@
         <w:pBdr>
           <w:bottom w:val="single" w:sz="8" w:space="2" w:color="1659C5"/>
         </w:pBdr>
-        <w:spacing w:before="200" w:after="40"/>
-        <w:rPr>
-          <w:sz w:val="24"/>
-          <w:szCs w:val="28"/>
-        </w:rPr>
+        <w:spacing w:before="200" w:after="80"/>
       </w:pPr>
       <w:r>
         <w:rPr>
+          <w:rFonts w:ascii="Segoe UI" w:hAnsi="Segoe UI"/>
           <w:b/>
-          <w:color w:val="1659C5"/>
-          <w:sz w:val="24"/>
-          <w:szCs w:val="28"/>
+          <w:color w:val="0F172A"/>
         </w:rPr>
         <w:t>UNIQUE DIFFERENTIATORS</w:t>
       </w:r>
     </w:p>
     <w:p>
       <w:pPr>
-        <w:spacing w:before="40" w:after="20"/>
+        <w:spacing w:before="40" w:after="80"/>
         <w:ind w:left="170"/>
-        <w:rPr>
-          <w:sz w:val="24"/>
-          <w:szCs w:val="28"/>
-        </w:rPr>
       </w:pPr>
       <w:r>
         <w:rPr>
+          <w:rFonts w:ascii="Segoe UI" w:hAnsi="Segoe UI"/>
           <w:b/>
-          <w:color w:val="1659C5"/>
-          <w:sz w:val="24"/>
-          <w:szCs w:val="28"/>
+          <w:color w:val="0F172A"/>
+          <w:sz w:val="21"/>
         </w:rPr>
-        <w:t xml:space="preserve">✦  </w:t>
+        <w:t>✦</w:t>
       </w:r>
       <w:r>
         <w:rPr>
+          <w:rFonts w:ascii="Segoe UI" w:hAnsi="Segoe UI"/>
           <w:b/>
-          <w:color w:val="1E2A40"/>
-          <w:sz w:val="24"/>
-          <w:szCs w:val="28"/>
+          <w:color w:val="0F172A"/>
+          <w:sz w:val="21"/>
+        </w:rPr>
+        <w:t xml:space="preserve">  </w:t>
+      </w:r>
+      <w:r>
+        <w:rPr>
+          <w:rFonts w:ascii="Segoe UI" w:hAnsi="Segoe UI"/>
+          <w:b/>
+          <w:color w:val="0F172A"/>
+          <w:sz w:val="21"/>
         </w:rPr>
         <w:t xml:space="preserve">AI Native — Builder, Not Prompter: </w:t>
       </w:r>
       <w:r>
         <w:rPr>
+          <w:rFonts w:ascii="Segoe UI" w:hAnsi="Segoe UI"/>
           <w:color w:val="1E2A40"/>
-          <w:sz w:val="24"/>
-          <w:szCs w:val="28"/>
+          <w:sz w:val="20"/>
         </w:rPr>
         <w:t>Ships production multi-agent LLM systems (Python + Anthropic SDK + AWS Bedrock) — tool-use orchestration, cost routing, streaming, RAG. AI features in production at every company since 2019.</w:t>
       </w:r>
     </w:p>
     <w:p>
       <w:pPr>
-        <w:spacing w:before="40" w:after="20"/>
+        <w:spacing w:before="40" w:after="80"/>
         <w:ind w:left="170"/>
-        <w:rPr>
-          <w:sz w:val="24"/>
-          <w:szCs w:val="28"/>
-        </w:rPr>
       </w:pPr>
       <w:r>
         <w:rPr>
+          <w:rFonts w:ascii="Segoe UI" w:hAnsi="Segoe UI"/>
           <w:b/>
-          <w:color w:val="1659C5"/>
-          <w:sz w:val="24"/>
-          <w:szCs w:val="28"/>
+          <w:color w:val="0F172A"/>
+          <w:sz w:val="21"/>
         </w:rPr>
-        <w:t xml:space="preserve">✦  </w:t>
+        <w:t>✦</w:t>
       </w:r>
       <w:r>
         <w:rPr>
+          <w:rFonts w:ascii="Segoe UI" w:hAnsi="Segoe UI"/>
           <w:b/>
-          <w:color w:val="1E2A40"/>
-          <w:sz w:val="24"/>
-          <w:szCs w:val="28"/>
+          <w:color w:val="0F172A"/>
+          <w:sz w:val="21"/>
+        </w:rPr>
+        <w:t xml:space="preserve">  </w:t>
+      </w:r>
+      <w:r>
+        <w:rPr>
+          <w:rFonts w:ascii="Segoe UI" w:hAnsi="Segoe UI"/>
+          <w:b/>
+          <w:color w:val="0F172A"/>
+          <w:sz w:val="21"/>
         </w:rPr>
         <w:t xml:space="preserve">True Full-Stack: </w:t>
       </w:r>
       <w:r>
         <w:rPr>
+          <w:rFonts w:ascii="Segoe UI" w:hAnsi="Segoe UI"/>
           <w:color w:val="1E2A40"/>
-          <w:sz w:val="24"/>
-          <w:szCs w:val="28"/>
+          <w:sz w:val="20"/>
         </w:rPr>
         <w:t>20 yrs C#/.NET · 8 yrs Angular/TypeScript · 7 yrs Python · 4 yrs Java Spring Boot · iOS/Android/Ionic — owns the entire stack from DB schema to LLM prompt chain.</w:t>
       </w:r>
     </w:p>
     <w:p>
       <w:pPr>
-        <w:spacing w:before="40" w:after="20"/>
+        <w:spacing w:before="40" w:after="80"/>
         <w:ind w:left="170"/>
-        <w:rPr>
-          <w:sz w:val="24"/>
-          <w:szCs w:val="28"/>
-        </w:rPr>
       </w:pPr>
       <w:r>
         <w:rPr>
+          <w:rFonts w:ascii="Segoe UI" w:hAnsi="Segoe UI"/>
           <w:b/>
-          <w:color w:val="1659C5"/>
-          <w:sz w:val="24"/>
-          <w:szCs w:val="28"/>
+          <w:color w:val="0F172A"/>
+          <w:sz w:val="21"/>
         </w:rPr>
-        <w:t xml:space="preserve">✦  </w:t>
+        <w:t>✦</w:t>
       </w:r>
       <w:r>
         <w:rPr>
+          <w:rFonts w:ascii="Segoe UI" w:hAnsi="Segoe UI"/>
           <w:b/>
-          <w:color w:val="1E2A40"/>
-          <w:sz w:val="24"/>
-          <w:szCs w:val="28"/>
+          <w:color w:val="0F172A"/>
+          <w:sz w:val="21"/>
+        </w:rPr>
+        <w:t xml:space="preserve">  </w:t>
+      </w:r>
+      <w:r>
+        <w:rPr>
+          <w:rFonts w:ascii="Segoe UI" w:hAnsi="Segoe UI"/>
+          <w:b/>
+          <w:color w:val="0F172A"/>
+          <w:sz w:val="21"/>
         </w:rPr>
         <w:t xml:space="preserve">Enterprise-Scale Codebase Experience: </w:t>
       </w:r>
       <w:r>
         <w:rPr>
+          <w:rFonts w:ascii="Segoe UI" w:hAnsi="Segoe UI"/>
           <w:color w:val="1E2A40"/>
-          <w:sz w:val="24"/>
-          <w:szCs w:val="28"/>
+          <w:sz w:val="20"/>
         </w:rPr>
-        <w:t xml:space="preserve">Codes daily on Italy's #1 ticketing platform at 10k–50k </w:t>
-      </w:r>
-      <w:proofErr w:type="spellStart"/>
-      <w:r>
-        <w:rPr>
-          <w:color w:val="1E2A40"/>
-          <w:sz w:val="24"/>
-          <w:szCs w:val="28"/>
-        </w:rPr>
-        <w:t>tx</w:t>
-      </w:r>
-      <w:proofErr w:type="spellEnd"/>
-      <w:r>
-        <w:rPr>
-          <w:color w:val="1E2A40"/>
-          <w:sz w:val="24"/>
-          <w:szCs w:val="28"/>
-        </w:rPr>
-        <w:t>/</w:t>
-      </w:r>
-      <w:proofErr w:type="spellStart"/>
-      <w:r>
-        <w:rPr>
-          <w:color w:val="1E2A40"/>
-          <w:sz w:val="24"/>
-          <w:szCs w:val="28"/>
-        </w:rPr>
-        <w:t>hr</w:t>
-      </w:r>
-      <w:proofErr w:type="spellEnd"/>
-      <w:r>
-        <w:rPr>
-          <w:color w:val="1E2A40"/>
-          <w:sz w:val="24"/>
-          <w:szCs w:val="28"/>
-        </w:rPr>
-        <w:t xml:space="preserve"> peaks — resilience patterns, distributed tracing, event-driven architecture are daily practice, not theory.</w:t>
+        <w:t>Codes daily on Italy's #1 ticketing platform at 10k–50k tx/hr peaks — resilience patterns, distributed tracing, event-driven architecture are daily practice, not theory.</w:t>
       </w:r>
     </w:p>
     <w:p>
       <w:pPr>
-        <w:spacing w:before="40" w:after="20"/>
+        <w:spacing w:before="40" w:after="80"/>
         <w:ind w:left="170"/>
-        <w:rPr>
-          <w:sz w:val="24"/>
-          <w:szCs w:val="28"/>
-        </w:rPr>
       </w:pPr>
       <w:r>
         <w:rPr>
+          <w:rFonts w:ascii="Segoe UI" w:hAnsi="Segoe UI"/>
           <w:b/>
-          <w:color w:val="1659C5"/>
-          <w:sz w:val="24"/>
-          <w:szCs w:val="28"/>
+          <w:color w:val="0F172A"/>
+          <w:sz w:val="21"/>
         </w:rPr>
-        <w:t xml:space="preserve">✦  </w:t>
+        <w:t>✦</w:t>
       </w:r>
       <w:r>
         <w:rPr>
+          <w:rFonts w:ascii="Segoe UI" w:hAnsi="Segoe UI"/>
           <w:b/>
-          <w:color w:val="1E2A40"/>
-          <w:sz w:val="24"/>
-          <w:szCs w:val="28"/>
+          <w:color w:val="0F172A"/>
+          <w:sz w:val="21"/>
+        </w:rPr>
+        <w:t xml:space="preserve">  </w:t>
+      </w:r>
+      <w:r>
+        <w:rPr>
+          <w:rFonts w:ascii="Segoe UI" w:hAnsi="Segoe UI"/>
+          <w:b/>
+          <w:color w:val="0F172A"/>
+          <w:sz w:val="21"/>
         </w:rPr>
         <w:t xml:space="preserve">SaaS Founder Mindset: </w:t>
       </w:r>
       <w:r>
         <w:rPr>
+          <w:rFonts w:ascii="Segoe UI" w:hAnsi="Segoe UI"/>
           <w:color w:val="1E2A40"/>
-          <w:sz w:val="24"/>
-          <w:szCs w:val="28"/>
+          <w:sz w:val="20"/>
         </w:rPr>
         <w:t>Founded and solo-coded a SaaS product to 10,000+ users — understands product, delivery speed and ROI alongside engineering excellence.</w:t>
       </w:r>
     </w:p>
     <w:p>
       <w:pPr>
-        <w:spacing w:before="40" w:after="20"/>
+        <w:spacing w:before="40" w:after="80"/>
         <w:ind w:left="170"/>
-        <w:rPr>
-          <w:sz w:val="24"/>
-          <w:szCs w:val="28"/>
-        </w:rPr>
       </w:pPr>
       <w:r>
         <w:rPr>
+          <w:rFonts w:ascii="Segoe UI" w:hAnsi="Segoe UI"/>
           <w:b/>
-          <w:color w:val="1659C5"/>
-          <w:sz w:val="24"/>
-          <w:szCs w:val="28"/>
+          <w:color w:val="0F172A"/>
+          <w:sz w:val="21"/>
         </w:rPr>
-        <w:t xml:space="preserve">✦  </w:t>
+        <w:t>✦</w:t>
       </w:r>
       <w:r>
         <w:rPr>
+          <w:rFonts w:ascii="Segoe UI" w:hAnsi="Segoe UI"/>
           <w:b/>
-          <w:color w:val="1E2A40"/>
-          <w:sz w:val="24"/>
-          <w:szCs w:val="28"/>
+          <w:color w:val="0F172A"/>
+          <w:sz w:val="21"/>
+        </w:rPr>
+        <w:t xml:space="preserve">  </w:t>
+      </w:r>
+      <w:r>
+        <w:rPr>
+          <w:rFonts w:ascii="Segoe UI" w:hAnsi="Segoe UI"/>
+          <w:b/>
+          <w:color w:val="0F172A"/>
+          <w:sz w:val="21"/>
         </w:rPr>
         <w:t xml:space="preserve">Human-Centered Collaborator: </w:t>
       </w:r>
       <w:r>
         <w:rPr>
+          <w:rFonts w:ascii="Segoe UI" w:hAnsi="Segoe UI"/>
           <w:color w:val="1E2A40"/>
-          <w:sz w:val="24"/>
-          <w:szCs w:val="28"/>
+          <w:sz w:val="20"/>
         </w:rPr>
         <w:t>NLP Counselor + Yoga Teacher — pairs technical precision with strong communication and psychological safety; +50% team satisfaction track record.</w:t>
       </w:r>
     </w:p>
     <w:p>
       <w:pPr>
-        <w:spacing w:before="120" w:after="0"/>
+        <w:spacing w:before="120" w:after="80"/>
         <w:jc w:val="center"/>
-        <w:rPr>
-          <w:sz w:val="24"/>
-          <w:szCs w:val="28"/>
-        </w:rPr>
       </w:pPr>
       <w:r>
         <w:rPr>
+          <w:rFonts w:ascii="Segoe UI" w:hAnsi="Segoe UI"/>
           <w:i/>
           <w:color w:val="555555"/>
-          <w:sz w:val="22"/>
-          <w:szCs w:val="28"/>
+          <w:sz w:val="20"/>
         </w:rPr>
         <w:t>EU work authorization  ·  Theater &amp; guitar enthusiast  ·  Active tech community contributor</w:t>
       </w:r>
     </w:p>
     <w:p>
       <w:pPr>
-        <w:jc w:val="center"/>
-        <w:rPr>
-          <w:sz w:val="24"/>
-          <w:szCs w:val="28"/>
-        </w:rPr>
+        <w:spacing w:before="320"/>
       </w:pPr>
       <w:r>
         <w:rPr>
-          <w:rFonts w:ascii="Inter" w:hAnsi="Inter"/>
+          <w:color w:val="DDD6FE"/>
+          <w:sz w:val="12"/>
+        </w:rPr>
+        <w:t>________________________________________________________________________________</w:t>
+      </w:r>
+    </w:p>
+    <w:p>
+      <w:pPr>
+        <w:spacing w:before="160" w:after="80"/>
+        <w:jc w:val="center"/>
+      </w:pPr>
+      <w:r>
+        <w:rPr>
+          <w:rFonts w:ascii="Segoe UI" w:hAnsi="Segoe UI"/>
+          <w:b/>
+          <w:color w:val="6D28D9"/>
+          <w:sz w:val="18"/>
+        </w:rPr>
+        <w:t>108 Vision</w:t>
+      </w:r>
+      <w:r>
+        <w:rPr>
+          <w:rFonts w:ascii="Segoe UI" w:hAnsi="Segoe UI"/>
+          <w:color w:val="64748B"/>
+          <w:sz w:val="17"/>
+        </w:rPr>
+        <w:t xml:space="preserve">  |  www.108vision.it  |  info@108vision.it  |  </w:t>
+      </w:r>
+      <w:r>
+        <w:rPr>
+          <w:rFonts w:ascii="Segoe UI" w:hAnsi="Segoe UI"/>
           <w:i/>
-          <w:color w:val="64748B"/>
-          <w:sz w:val="21"/>
-          <w:szCs w:val="28"/>
+          <w:color w:val="6D28D9"/>
+          <w:sz w:val="17"/>
         </w:rPr>
-        <w:t>108 Vision  |  www.108vision.it  |  info@108vision.it  |  www.108vision.it/profilo/full-stack-ai</w:t>
+        <w:t>www.108vision.it/profilo/full-stack-ai</w:t>
       </w:r>
     </w:p>
     <w:sectPr>
